--- a/МатМодиИИ/ФОС/ОС_Б1.О.04.01_Математический_анализ.docx
+++ b/МатМодиИИ/ФОС/ОС_Б1.О.04.01_Математический_анализ.docx
@@ -627,7 +627,7 @@
                 <w:sz w:val="28"/>
                 <w:szCs w:val="28"/>
               </w:rPr>
-              <w:t xml:space="preserve">Направленность (профиль):</w:t>
+              <w:t xml:space="preserve">Направленность (профиль)/специализация программы:</w:t>
             </w:r>
           </w:p>
         </w:tc>
@@ -1579,7 +1579,7 @@
           <w:szCs w:val="24"/>
           <w:lang w:val="ru-RU" w:eastAsia="zh-CN"/>
         </w:rPr>
-        <w:t xml:space="preserve">ПАСПОРТ ОЦЕНОЧНЫХ МАТЕРИАЛОВ ПО ДИСЦИПЛИНЕ ДЛЯ ПРОМЕЖУТОЧНОЙ АТТЕСТАЦИИ</w:t>
+        <w:t xml:space="preserve">ПАСПОРТ ОЦЕНОЧНЫХ МАТЕРИАЛОВ ПО ДИСЦИПЛИНЕ (МОДУЛЮ) ДЛЯ ПРОМЕЖУТОЧНОЙ АТТЕСТАЦИИ</w:t>
       </w:r>
     </w:p>
     <w:tbl>
@@ -19344,6 +19344,3870 @@
     </w:p>
     <w:p>
       <w:pPr>
+        <w:keepNext/>
+        <w:keepLines/>
+        <w:widowControl/>
+        <w:suppressAutoHyphens w:val="0"/>
+        <w:autoSpaceDE w:val="0"/>
+        <w:autoSpaceDN w:val="0"/>
+        <w:jc w:val="both"/>
+        <w:rPr>
+          <w:rFonts w:ascii="Times New Roman" w:eastAsia="Times New Roman" w:hAnsi="Times New Roman" w:cs="Times New Roman"/>
+          <w:color w:val="auto"/>
+          <w:sz w:val="28"/>
+          <w:szCs w:val="28"/>
+          <w:lang w:eastAsia="en-US" w:bidi="ar-SA"/>
+        </w:rPr>
+      </w:pPr>
+      <w:r>
+        <w:rPr>
+          <w:rFonts w:ascii="Times New Roman" w:eastAsia="Times New Roman" w:hAnsi="Times New Roman" w:cs="Times New Roman"/>
+          <w:color w:val="auto"/>
+          <w:sz w:val="28"/>
+          <w:szCs w:val="28"/>
+          <w:lang w:eastAsia="en-US" w:bidi="ar-SA"/>
+        </w:rPr>
+        <w:t>Перечень лабораторных работ (при наличии)</w:t>
+      </w:r>
+    </w:p>
+    <w:p>
+      <w:pPr>
+        <w:keepNext/>
+        <w:widowControl/>
+        <w:suppressAutoHyphens w:val="0"/>
+        <w:autoSpaceDE w:val="0"/>
+        <w:autoSpaceDN w:val="0"/>
+        <w:jc w:val="both"/>
+        <w:rPr>
+          <w:rFonts w:ascii="Times New Roman" w:eastAsia="Times New Roman" w:hAnsi="Times New Roman" w:cs="Times New Roman"/>
+          <w:color w:val="auto"/>
+          <w:sz w:val="28"/>
+          <w:szCs w:val="28"/>
+          <w:lang w:eastAsia="en-US" w:bidi="ar-SA"/>
+        </w:rPr>
+      </w:pPr>
+    </w:p>
+    <w:tbl>
+      <w:tblPr>
+        <w:tblW w:w="0" w:type="auto"/>
+        <w:tblBorders>
+          <w:top w:val="single" w:sz="4" w:space="0" w:color="auto"/>
+          <w:left w:val="single" w:sz="4" w:space="0" w:color="auto"/>
+          <w:bottom w:val="single" w:sz="4" w:space="0" w:color="auto"/>
+          <w:right w:val="single" w:sz="4" w:space="0" w:color="auto"/>
+          <w:insideH w:val="single" w:sz="4" w:space="0" w:color="auto"/>
+          <w:insideV w:val="single" w:sz="4" w:space="0" w:color="auto"/>
+        </w:tblBorders>
+        <w:tblLook w:val="04A0" w:firstRow="1" w:lastRow="0" w:firstColumn="1" w:lastColumn="0" w:noHBand="0" w:noVBand="1"/>
+      </w:tblPr>
+      <w:tblGrid>
+        <w:gridCol w:w="1218"/>
+        <w:gridCol w:w="1091"/>
+        <w:gridCol w:w="2654"/>
+        <w:gridCol w:w="4607"/>
+      </w:tblGrid>
+      <w:tr>
+        <w:trPr>
+          <w:tblHeader/>
+        </w:trPr>
+        <w:tc>
+          <w:tcPr>
+            <w:tcW w:w="0" w:type="auto"/>
+            <w:shd w:val="clear" w:color="auto" w:fill="auto"/>
+          </w:tcPr>
+          <w:p>
+            <w:pPr>
+              <w:keepNext/>
+              <w:jc w:val="center"/>
+              <w:rPr>
+                <w:szCs w:val="22"/>
+              </w:rPr>
+            </w:pPr>
+            <w:r>
+              <w:rPr>
+                <w:rFonts w:ascii="Times New Roman" w:hAnsi="Times New Roman"/>
+                <w:b/>
+                <w:sz w:val="24"/>
+                <w:szCs w:val="22"/>
+              </w:rPr>
+              <w:t>№ семестра</w:t>
+            </w:r>
+          </w:p>
+        </w:tc>
+        <w:tc>
+          <w:tcPr>
+            <w:tcW w:w="0" w:type="auto"/>
+            <w:shd w:val="clear" w:color="auto" w:fill="auto"/>
+          </w:tcPr>
+          <w:p>
+            <w:pPr>
+              <w:keepNext/>
+              <w:jc w:val="center"/>
+              <w:rPr>
+                <w:szCs w:val="22"/>
+              </w:rPr>
+            </w:pPr>
+            <w:r>
+              <w:rPr>
+                <w:rFonts w:ascii="Times New Roman" w:hAnsi="Times New Roman"/>
+                <w:b/>
+                <w:sz w:val="24"/>
+                <w:szCs w:val="22"/>
+              </w:rPr>
+              <w:t>№ раздела</w:t>
+            </w:r>
+          </w:p>
+        </w:tc>
+        <w:tc>
+          <w:tcPr>
+            <w:tcW w:w="0" w:type="auto"/>
+            <w:shd w:val="clear" w:color="auto" w:fill="auto"/>
+          </w:tcPr>
+          <w:p>
+            <w:pPr>
+              <w:keepNext/>
+              <w:jc w:val="center"/>
+              <w:rPr>
+                <w:szCs w:val="22"/>
+              </w:rPr>
+            </w:pPr>
+            <w:r>
+              <w:rPr>
+                <w:rFonts w:ascii="Times New Roman" w:hAnsi="Times New Roman"/>
+                <w:b/>
+                <w:sz w:val="24"/>
+                <w:szCs w:val="22"/>
+              </w:rPr>
+              <w:t>Наименование раздела учебной дисциплины</w:t>
+            </w:r>
+          </w:p>
+        </w:tc>
+        <w:tc>
+          <w:tcPr>
+            <w:tcW w:w="0" w:type="auto"/>
+            <w:shd w:val="clear" w:color="auto" w:fill="auto"/>
+          </w:tcPr>
+          <w:p>
+            <w:pPr>
+              <w:keepNext/>
+              <w:jc w:val="center"/>
+              <w:rPr>
+                <w:szCs w:val="22"/>
+              </w:rPr>
+            </w:pPr>
+            <w:r>
+              <w:rPr>
+                <w:rFonts w:ascii="Times New Roman" w:hAnsi="Times New Roman"/>
+                <w:b/>
+                <w:sz w:val="24"/>
+                <w:szCs w:val="22"/>
+              </w:rPr>
+              <w:t>Название лабораторной работы</w:t>
+            </w:r>
+          </w:p>
+        </w:tc>
+      </w:tr>
+      <w:tr>
+        <w:trPr>
+          <w:cantSplit/>
+        </w:trPr>
+        <w:tc>
+          <w:tcPr>
+            <w:tcW w:w="0" w:type="auto"/>
+            <w:vMerge w:val="restart"/>
+            <w:shd w:val="clear" w:color="auto" w:fill="auto"/>
+          </w:tcPr>
+          <w:p>
+            <w:pPr>
+              <w:keepNext/>
+              <w:jc w:val="center"/>
+              <w:rPr>
+                <w:szCs w:val="22"/>
+              </w:rPr>
+            </w:pPr>
+            <w:r>
+              <w:rPr>
+                <w:rFonts w:ascii="Times New Roman" w:hAnsi="Times New Roman"/>
+                <w:sz w:val="24"/>
+                <w:szCs w:val="22"/>
+              </w:rPr>
+              <w:t>1</w:t>
+            </w:r>
+          </w:p>
+        </w:tc>
+        <w:tc>
+          <w:tcPr>
+            <w:tcW w:w="0" w:type="auto"/>
+            <w:vMerge w:val="restart"/>
+            <w:shd w:val="clear" w:color="auto" w:fill="auto"/>
+          </w:tcPr>
+          <w:p>
+            <w:pPr>
+              <w:keepNext/>
+              <w:jc w:val="center"/>
+              <w:rPr>
+                <w:szCs w:val="22"/>
+              </w:rPr>
+            </w:pPr>
+            <w:r>
+              <w:rPr>
+                <w:rFonts w:ascii="Times New Roman" w:hAnsi="Times New Roman"/>
+                <w:sz w:val="24"/>
+                <w:szCs w:val="22"/>
+              </w:rPr>
+              <w:t>1</w:t>
+            </w:r>
+          </w:p>
+        </w:tc>
+        <w:tc>
+          <w:tcPr>
+            <w:tcW w:w="0" w:type="auto"/>
+            <w:vMerge w:val="restart"/>
+            <w:shd w:val="clear" w:color="auto" w:fill="auto"/>
+          </w:tcPr>
+          <w:p>
+            <w:pPr>
+              <w:keepNext/>
+              <w:jc w:val="center"/>
+              <w:rPr>
+                <w:szCs w:val="22"/>
+              </w:rPr>
+            </w:pPr>
+            <w:r>
+              <w:rPr>
+                <w:rFonts w:ascii="Times New Roman" w:hAnsi="Times New Roman"/>
+                <w:sz w:val="24"/>
+                <w:szCs w:val="22"/>
+              </w:rPr>
+              <w:t>Числовые системы и последовательности</w:t>
+            </w:r>
+          </w:p>
+        </w:tc>
+        <w:tc>
+          <w:tcPr>
+            <w:tcW w:w="0" w:type="auto"/>
+            <w:shd w:val="clear" w:color="auto" w:fill="auto"/>
+          </w:tcPr>
+          <w:p>
+            <w:pPr>
+              <w:keepNext/>
+              <w:rPr>
+                <w:szCs w:val="22"/>
+              </w:rPr>
+            </w:pPr>
+            <w:r>
+              <w:rPr>
+                <w:rFonts w:ascii="Times New Roman" w:hAnsi="Times New Roman"/>
+                <w:sz w:val="24"/>
+                <w:szCs w:val="22"/>
+              </w:rPr>
+              <w:t>Лабораторная работа №1. Нахождение точных граней числовых множеств и проверка достижимости граничных значений</w:t>
+            </w:r>
+          </w:p>
+        </w:tc>
+      </w:tr>
+      <w:tr>
+        <w:trPr>
+          <w:cantSplit/>
+        </w:trPr>
+        <w:tc>
+          <w:tcPr>
+            <w:tcW w:w="0" w:type="auto"/>
+            <w:vMerge/>
+            <w:shd w:val="clear" w:color="auto" w:fill="auto"/>
+          </w:tcPr>
+          <w:p/>
+        </w:tc>
+        <w:tc>
+          <w:tcPr>
+            <w:tcW w:w="0" w:type="auto"/>
+            <w:vMerge/>
+            <w:shd w:val="clear" w:color="auto" w:fill="auto"/>
+          </w:tcPr>
+          <w:p/>
+        </w:tc>
+        <w:tc>
+          <w:tcPr>
+            <w:tcW w:w="0" w:type="auto"/>
+            <w:vMerge/>
+            <w:shd w:val="clear" w:color="auto" w:fill="auto"/>
+          </w:tcPr>
+          <w:p/>
+        </w:tc>
+        <w:tc>
+          <w:tcPr>
+            <w:tcW w:w="0" w:type="auto"/>
+            <w:shd w:val="clear" w:color="auto" w:fill="auto"/>
+          </w:tcPr>
+          <w:p>
+            <w:pPr>
+              <w:keepNext/>
+              <w:rPr>
+                <w:szCs w:val="22"/>
+              </w:rPr>
+            </w:pPr>
+            <w:r>
+              <w:rPr>
+                <w:rFonts w:ascii="Times New Roman" w:hAnsi="Times New Roman"/>
+                <w:sz w:val="24"/>
+                <w:szCs w:val="22"/>
+              </w:rPr>
+              <w:t>Лабораторная работа №2. Исследование сходимости рекуррентных монотонных последовательностей с обоснованием ограниченности</w:t>
+            </w:r>
+          </w:p>
+        </w:tc>
+      </w:tr>
+      <w:tr>
+        <w:trPr>
+          <w:cantSplit/>
+        </w:trPr>
+        <w:tc>
+          <w:tcPr>
+            <w:tcW w:w="0" w:type="auto"/>
+            <w:vMerge/>
+            <w:shd w:val="clear" w:color="auto" w:fill="auto"/>
+          </w:tcPr>
+          <w:p/>
+        </w:tc>
+        <w:tc>
+          <w:tcPr>
+            <w:tcW w:w="0" w:type="auto"/>
+            <w:vMerge/>
+            <w:shd w:val="clear" w:color="auto" w:fill="auto"/>
+          </w:tcPr>
+          <w:p/>
+        </w:tc>
+        <w:tc>
+          <w:tcPr>
+            <w:tcW w:w="0" w:type="auto"/>
+            <w:vMerge/>
+            <w:shd w:val="clear" w:color="auto" w:fill="auto"/>
+          </w:tcPr>
+          <w:p/>
+        </w:tc>
+        <w:tc>
+          <w:tcPr>
+            <w:tcW w:w="0" w:type="auto"/>
+            <w:shd w:val="clear" w:color="auto" w:fill="auto"/>
+          </w:tcPr>
+          <w:p>
+            <w:pPr>
+              <w:keepNext/>
+              <w:rPr>
+                <w:szCs w:val="22"/>
+              </w:rPr>
+            </w:pPr>
+            <w:r>
+              <w:rPr>
+                <w:rFonts w:ascii="Times New Roman" w:hAnsi="Times New Roman"/>
+                <w:sz w:val="24"/>
+                <w:szCs w:val="22"/>
+              </w:rPr>
+              <w:t>Лабораторная работа №3. Проверка фундаментальности последовательностей и определение множества их частичных пределов</w:t>
+            </w:r>
+          </w:p>
+        </w:tc>
+      </w:tr>
+      <w:tr>
+        <w:trPr>
+          <w:cantSplit/>
+        </w:trPr>
+        <w:tc>
+          <w:tcPr>
+            <w:tcW w:w="0" w:type="auto"/>
+            <w:vMerge/>
+            <w:shd w:val="clear" w:color="auto" w:fill="auto"/>
+          </w:tcPr>
+          <w:p/>
+        </w:tc>
+        <w:tc>
+          <w:tcPr>
+            <w:tcW w:w="0" w:type="auto"/>
+            <w:vMerge w:val="restart"/>
+            <w:shd w:val="clear" w:color="auto" w:fill="auto"/>
+          </w:tcPr>
+          <w:p>
+            <w:pPr>
+              <w:keepNext/>
+              <w:jc w:val="center"/>
+              <w:rPr>
+                <w:szCs w:val="22"/>
+              </w:rPr>
+            </w:pPr>
+            <w:r>
+              <w:rPr>
+                <w:rFonts w:ascii="Times New Roman" w:hAnsi="Times New Roman"/>
+                <w:sz w:val="24"/>
+                <w:szCs w:val="22"/>
+              </w:rPr>
+              <w:t>2</w:t>
+            </w:r>
+          </w:p>
+        </w:tc>
+        <w:tc>
+          <w:tcPr>
+            <w:tcW w:w="0" w:type="auto"/>
+            <w:vMerge w:val="restart"/>
+            <w:shd w:val="clear" w:color="auto" w:fill="auto"/>
+          </w:tcPr>
+          <w:p>
+            <w:pPr>
+              <w:keepNext/>
+              <w:jc w:val="center"/>
+              <w:rPr>
+                <w:szCs w:val="22"/>
+              </w:rPr>
+            </w:pPr>
+            <w:r>
+              <w:rPr>
+                <w:rFonts w:ascii="Times New Roman" w:hAnsi="Times New Roman"/>
+                <w:sz w:val="24"/>
+                <w:szCs w:val="22"/>
+              </w:rPr>
+              <w:t>Предел и непрерывность функции</w:t>
+            </w:r>
+          </w:p>
+        </w:tc>
+        <w:tc>
+          <w:tcPr>
+            <w:tcW w:w="0" w:type="auto"/>
+            <w:shd w:val="clear" w:color="auto" w:fill="auto"/>
+          </w:tcPr>
+          <w:p>
+            <w:pPr>
+              <w:keepNext/>
+              <w:rPr>
+                <w:szCs w:val="22"/>
+              </w:rPr>
+            </w:pPr>
+            <w:r>
+              <w:rPr>
+                <w:rFonts w:ascii="Times New Roman" w:hAnsi="Times New Roman"/>
+                <w:sz w:val="24"/>
+                <w:szCs w:val="22"/>
+              </w:rPr>
+              <w:t>Лабораторная работа №4. Обоснование предела функции по определению Коши и выбор окрестности аргумента по заданной точности</w:t>
+            </w:r>
+          </w:p>
+        </w:tc>
+      </w:tr>
+      <w:tr>
+        <w:trPr>
+          <w:cantSplit/>
+        </w:trPr>
+        <w:tc>
+          <w:tcPr>
+            <w:tcW w:w="0" w:type="auto"/>
+            <w:vMerge/>
+            <w:shd w:val="clear" w:color="auto" w:fill="auto"/>
+          </w:tcPr>
+          <w:p/>
+        </w:tc>
+        <w:tc>
+          <w:tcPr>
+            <w:tcW w:w="0" w:type="auto"/>
+            <w:vMerge/>
+            <w:shd w:val="clear" w:color="auto" w:fill="auto"/>
+          </w:tcPr>
+          <w:p/>
+        </w:tc>
+        <w:tc>
+          <w:tcPr>
+            <w:tcW w:w="0" w:type="auto"/>
+            <w:vMerge/>
+            <w:shd w:val="clear" w:color="auto" w:fill="auto"/>
+          </w:tcPr>
+          <w:p/>
+        </w:tc>
+        <w:tc>
+          <w:tcPr>
+            <w:tcW w:w="0" w:type="auto"/>
+            <w:shd w:val="clear" w:color="auto" w:fill="auto"/>
+          </w:tcPr>
+          <w:p>
+            <w:pPr>
+              <w:keepNext/>
+              <w:rPr>
+                <w:szCs w:val="22"/>
+              </w:rPr>
+            </w:pPr>
+            <w:r>
+              <w:rPr>
+                <w:rFonts w:ascii="Times New Roman" w:hAnsi="Times New Roman"/>
+                <w:sz w:val="24"/>
+                <w:szCs w:val="22"/>
+              </w:rPr>
+              <w:t>Лабораторная работа №5. Расчет пределов через эквивалентные бесконечно малые и проверка допустимости замены</w:t>
+            </w:r>
+          </w:p>
+        </w:tc>
+      </w:tr>
+      <w:tr>
+        <w:trPr>
+          <w:cantSplit/>
+        </w:trPr>
+        <w:tc>
+          <w:tcPr>
+            <w:tcW w:w="0" w:type="auto"/>
+            <w:vMerge/>
+            <w:shd w:val="clear" w:color="auto" w:fill="auto"/>
+          </w:tcPr>
+          <w:p/>
+        </w:tc>
+        <w:tc>
+          <w:tcPr>
+            <w:tcW w:w="0" w:type="auto"/>
+            <w:vMerge/>
+            <w:shd w:val="clear" w:color="auto" w:fill="auto"/>
+          </w:tcPr>
+          <w:p/>
+        </w:tc>
+        <w:tc>
+          <w:tcPr>
+            <w:tcW w:w="0" w:type="auto"/>
+            <w:vMerge/>
+            <w:shd w:val="clear" w:color="auto" w:fill="auto"/>
+          </w:tcPr>
+          <w:p/>
+        </w:tc>
+        <w:tc>
+          <w:tcPr>
+            <w:tcW w:w="0" w:type="auto"/>
+            <w:shd w:val="clear" w:color="auto" w:fill="auto"/>
+          </w:tcPr>
+          <w:p>
+            <w:pPr>
+              <w:keepNext/>
+              <w:rPr>
+                <w:szCs w:val="22"/>
+              </w:rPr>
+            </w:pPr>
+            <w:r>
+              <w:rPr>
+                <w:rFonts w:ascii="Times New Roman" w:hAnsi="Times New Roman"/>
+                <w:sz w:val="24"/>
+                <w:szCs w:val="22"/>
+              </w:rPr>
+              <w:t>Лабораторная работа №6. Определение односторонних пределов кусочной функции и классификация ее разрывов</w:t>
+            </w:r>
+          </w:p>
+        </w:tc>
+      </w:tr>
+      <w:tr>
+        <w:trPr>
+          <w:cantSplit/>
+        </w:trPr>
+        <w:tc>
+          <w:tcPr>
+            <w:tcW w:w="0" w:type="auto"/>
+            <w:vMerge/>
+            <w:shd w:val="clear" w:color="auto" w:fill="auto"/>
+          </w:tcPr>
+          <w:p/>
+        </w:tc>
+        <w:tc>
+          <w:tcPr>
+            <w:tcW w:w="0" w:type="auto"/>
+            <w:vMerge/>
+            <w:shd w:val="clear" w:color="auto" w:fill="auto"/>
+          </w:tcPr>
+          <w:p/>
+        </w:tc>
+        <w:tc>
+          <w:tcPr>
+            <w:tcW w:w="0" w:type="auto"/>
+            <w:vMerge/>
+            <w:shd w:val="clear" w:color="auto" w:fill="auto"/>
+          </w:tcPr>
+          <w:p/>
+        </w:tc>
+        <w:tc>
+          <w:tcPr>
+            <w:tcW w:w="0" w:type="auto"/>
+            <w:shd w:val="clear" w:color="auto" w:fill="auto"/>
+          </w:tcPr>
+          <w:p>
+            <w:pPr>
+              <w:keepNext/>
+              <w:rPr>
+                <w:szCs w:val="22"/>
+              </w:rPr>
+            </w:pPr>
+            <w:r>
+              <w:rPr>
+                <w:rFonts w:ascii="Times New Roman" w:hAnsi="Times New Roman"/>
+                <w:sz w:val="24"/>
+                <w:szCs w:val="22"/>
+              </w:rPr>
+              <w:t>Лабораторная работа №7. Проверка равномерной непрерывности функции на заданном промежутке и построение контрпримеров</w:t>
+            </w:r>
+          </w:p>
+        </w:tc>
+      </w:tr>
+      <w:tr>
+        <w:trPr>
+          <w:cantSplit/>
+        </w:trPr>
+        <w:tc>
+          <w:tcPr>
+            <w:tcW w:w="0" w:type="auto"/>
+            <w:vMerge/>
+            <w:shd w:val="clear" w:color="auto" w:fill="auto"/>
+          </w:tcPr>
+          <w:p/>
+        </w:tc>
+        <w:tc>
+          <w:tcPr>
+            <w:tcW w:w="0" w:type="auto"/>
+            <w:vMerge w:val="restart"/>
+            <w:shd w:val="clear" w:color="auto" w:fill="auto"/>
+          </w:tcPr>
+          <w:p>
+            <w:pPr>
+              <w:keepNext/>
+              <w:jc w:val="center"/>
+              <w:rPr>
+                <w:szCs w:val="22"/>
+              </w:rPr>
+            </w:pPr>
+            <w:r>
+              <w:rPr>
+                <w:rFonts w:ascii="Times New Roman" w:hAnsi="Times New Roman"/>
+                <w:sz w:val="24"/>
+                <w:szCs w:val="22"/>
+              </w:rPr>
+              <w:t>3</w:t>
+            </w:r>
+          </w:p>
+        </w:tc>
+        <w:tc>
+          <w:tcPr>
+            <w:tcW w:w="0" w:type="auto"/>
+            <w:vMerge w:val="restart"/>
+            <w:shd w:val="clear" w:color="auto" w:fill="auto"/>
+          </w:tcPr>
+          <w:p>
+            <w:pPr>
+              <w:keepNext/>
+              <w:jc w:val="center"/>
+              <w:rPr>
+                <w:szCs w:val="22"/>
+              </w:rPr>
+            </w:pPr>
+            <w:r>
+              <w:rPr>
+                <w:rFonts w:ascii="Times New Roman" w:hAnsi="Times New Roman"/>
+                <w:sz w:val="24"/>
+                <w:szCs w:val="22"/>
+              </w:rPr>
+              <w:t>Производная и дифференциал</w:t>
+            </w:r>
+          </w:p>
+        </w:tc>
+        <w:tc>
+          <w:tcPr>
+            <w:tcW w:w="0" w:type="auto"/>
+            <w:shd w:val="clear" w:color="auto" w:fill="auto"/>
+          </w:tcPr>
+          <w:p>
+            <w:pPr>
+              <w:keepNext/>
+              <w:rPr>
+                <w:szCs w:val="22"/>
+              </w:rPr>
+            </w:pPr>
+            <w:r>
+              <w:rPr>
+                <w:rFonts w:ascii="Times New Roman" w:hAnsi="Times New Roman"/>
+                <w:sz w:val="24"/>
+                <w:szCs w:val="22"/>
+              </w:rPr>
+              <w:t>Лабораторная работа №8. Построение линейного приближения функции и оценка изменения результата по дифференциалу</w:t>
+            </w:r>
+          </w:p>
+        </w:tc>
+      </w:tr>
+      <w:tr>
+        <w:trPr>
+          <w:cantSplit/>
+        </w:trPr>
+        <w:tc>
+          <w:tcPr>
+            <w:tcW w:w="0" w:type="auto"/>
+            <w:vMerge/>
+            <w:shd w:val="clear" w:color="auto" w:fill="auto"/>
+          </w:tcPr>
+          <w:p/>
+        </w:tc>
+        <w:tc>
+          <w:tcPr>
+            <w:tcW w:w="0" w:type="auto"/>
+            <w:vMerge/>
+            <w:shd w:val="clear" w:color="auto" w:fill="auto"/>
+          </w:tcPr>
+          <w:p/>
+        </w:tc>
+        <w:tc>
+          <w:tcPr>
+            <w:tcW w:w="0" w:type="auto"/>
+            <w:vMerge/>
+            <w:shd w:val="clear" w:color="auto" w:fill="auto"/>
+          </w:tcPr>
+          <w:p/>
+        </w:tc>
+        <w:tc>
+          <w:tcPr>
+            <w:tcW w:w="0" w:type="auto"/>
+            <w:shd w:val="clear" w:color="auto" w:fill="auto"/>
+          </w:tcPr>
+          <w:p>
+            <w:pPr>
+              <w:keepNext/>
+              <w:rPr>
+                <w:szCs w:val="22"/>
+              </w:rPr>
+            </w:pPr>
+            <w:r>
+              <w:rPr>
+                <w:rFonts w:ascii="Times New Roman" w:hAnsi="Times New Roman"/>
+                <w:sz w:val="24"/>
+                <w:szCs w:val="22"/>
+              </w:rPr>
+              <w:t>Лабораторная работа №9. Вычисление пределов с неопределенностями и проверка предпосылок правила Лопиталя</w:t>
+            </w:r>
+          </w:p>
+        </w:tc>
+      </w:tr>
+      <w:tr>
+        <w:trPr>
+          <w:cantSplit/>
+        </w:trPr>
+        <w:tc>
+          <w:tcPr>
+            <w:tcW w:w="0" w:type="auto"/>
+            <w:vMerge/>
+            <w:shd w:val="clear" w:color="auto" w:fill="auto"/>
+          </w:tcPr>
+          <w:p/>
+        </w:tc>
+        <w:tc>
+          <w:tcPr>
+            <w:tcW w:w="0" w:type="auto"/>
+            <w:vMerge w:val="restart"/>
+            <w:shd w:val="clear" w:color="auto" w:fill="auto"/>
+          </w:tcPr>
+          <w:p>
+            <w:pPr>
+              <w:keepNext/>
+              <w:jc w:val="center"/>
+              <w:rPr>
+                <w:szCs w:val="22"/>
+              </w:rPr>
+            </w:pPr>
+            <w:r>
+              <w:rPr>
+                <w:rFonts w:ascii="Times New Roman" w:hAnsi="Times New Roman"/>
+                <w:sz w:val="24"/>
+                <w:szCs w:val="22"/>
+              </w:rPr>
+              <w:t>4</w:t>
+            </w:r>
+          </w:p>
+        </w:tc>
+        <w:tc>
+          <w:tcPr>
+            <w:tcW w:w="0" w:type="auto"/>
+            <w:vMerge w:val="restart"/>
+            <w:shd w:val="clear" w:color="auto" w:fill="auto"/>
+          </w:tcPr>
+          <w:p>
+            <w:pPr>
+              <w:keepNext/>
+              <w:jc w:val="center"/>
+              <w:rPr>
+                <w:szCs w:val="22"/>
+              </w:rPr>
+            </w:pPr>
+            <w:r>
+              <w:rPr>
+                <w:rFonts w:ascii="Times New Roman" w:hAnsi="Times New Roman"/>
+                <w:sz w:val="24"/>
+                <w:szCs w:val="22"/>
+              </w:rPr>
+              <w:t>Исследование функций</w:t>
+            </w:r>
+          </w:p>
+        </w:tc>
+        <w:tc>
+          <w:tcPr>
+            <w:tcW w:w="0" w:type="auto"/>
+            <w:shd w:val="clear" w:color="auto" w:fill="auto"/>
+          </w:tcPr>
+          <w:p>
+            <w:pPr>
+              <w:keepNext/>
+              <w:rPr>
+                <w:szCs w:val="22"/>
+              </w:rPr>
+            </w:pPr>
+            <w:r>
+              <w:rPr>
+                <w:rFonts w:ascii="Times New Roman" w:hAnsi="Times New Roman"/>
+                <w:sz w:val="24"/>
+                <w:szCs w:val="22"/>
+              </w:rPr>
+              <w:t>Лабораторная работа №10. Построение полинома Тейлора и оценка остатка на заданном интервале</w:t>
+            </w:r>
+          </w:p>
+        </w:tc>
+      </w:tr>
+      <w:tr>
+        <w:trPr>
+          <w:cantSplit/>
+        </w:trPr>
+        <w:tc>
+          <w:tcPr>
+            <w:tcW w:w="0" w:type="auto"/>
+            <w:vMerge/>
+            <w:shd w:val="clear" w:color="auto" w:fill="auto"/>
+          </w:tcPr>
+          <w:p/>
+        </w:tc>
+        <w:tc>
+          <w:tcPr>
+            <w:tcW w:w="0" w:type="auto"/>
+            <w:vMerge/>
+            <w:shd w:val="clear" w:color="auto" w:fill="auto"/>
+          </w:tcPr>
+          <w:p/>
+        </w:tc>
+        <w:tc>
+          <w:tcPr>
+            <w:tcW w:w="0" w:type="auto"/>
+            <w:vMerge/>
+            <w:shd w:val="clear" w:color="auto" w:fill="auto"/>
+          </w:tcPr>
+          <w:p/>
+        </w:tc>
+        <w:tc>
+          <w:tcPr>
+            <w:tcW w:w="0" w:type="auto"/>
+            <w:shd w:val="clear" w:color="auto" w:fill="auto"/>
+          </w:tcPr>
+          <w:p>
+            <w:pPr>
+              <w:keepNext/>
+              <w:rPr>
+                <w:szCs w:val="22"/>
+              </w:rPr>
+            </w:pPr>
+            <w:r>
+              <w:rPr>
+                <w:rFonts w:ascii="Times New Roman" w:hAnsi="Times New Roman"/>
+                <w:sz w:val="24"/>
+                <w:szCs w:val="22"/>
+              </w:rPr>
+              <w:t>Лабораторная работа №11. Определение экстремумов, интервалов выпуклости и асимптот заданной функции</w:t>
+            </w:r>
+          </w:p>
+        </w:tc>
+      </w:tr>
+      <w:tr>
+        <w:trPr>
+          <w:cantSplit/>
+        </w:trPr>
+        <w:tc>
+          <w:tcPr>
+            <w:tcW w:w="0" w:type="auto"/>
+            <w:vMerge/>
+            <w:shd w:val="clear" w:color="auto" w:fill="auto"/>
+          </w:tcPr>
+          <w:p/>
+        </w:tc>
+        <w:tc>
+          <w:tcPr>
+            <w:tcW w:w="0" w:type="auto"/>
+            <w:vMerge/>
+            <w:shd w:val="clear" w:color="auto" w:fill="auto"/>
+          </w:tcPr>
+          <w:p/>
+        </w:tc>
+        <w:tc>
+          <w:tcPr>
+            <w:tcW w:w="0" w:type="auto"/>
+            <w:vMerge/>
+            <w:shd w:val="clear" w:color="auto" w:fill="auto"/>
+          </w:tcPr>
+          <w:p/>
+        </w:tc>
+        <w:tc>
+          <w:tcPr>
+            <w:tcW w:w="0" w:type="auto"/>
+            <w:shd w:val="clear" w:color="auto" w:fill="auto"/>
+          </w:tcPr>
+          <w:p>
+            <w:pPr>
+              <w:keepNext/>
+              <w:rPr>
+                <w:szCs w:val="22"/>
+              </w:rPr>
+            </w:pPr>
+            <w:r>
+              <w:rPr>
+                <w:rFonts w:ascii="Times New Roman" w:hAnsi="Times New Roman"/>
+                <w:sz w:val="24"/>
+                <w:szCs w:val="22"/>
+              </w:rPr>
+              <w:t>Лабораторная работа №12. Исследование изменения графика и числа экстремумов семейства функций при варьировании параметра</w:t>
+            </w:r>
+          </w:p>
+        </w:tc>
+      </w:tr>
+      <w:tr>
+        <w:trPr>
+          <w:cantSplit/>
+        </w:trPr>
+        <w:tc>
+          <w:tcPr>
+            <w:tcW w:w="0" w:type="auto"/>
+            <w:vMerge w:val="restart"/>
+            <w:shd w:val="clear" w:color="auto" w:fill="auto"/>
+          </w:tcPr>
+          <w:p>
+            <w:pPr>
+              <w:keepNext/>
+              <w:jc w:val="center"/>
+              <w:rPr>
+                <w:szCs w:val="22"/>
+              </w:rPr>
+            </w:pPr>
+            <w:r>
+              <w:rPr>
+                <w:rFonts w:ascii="Times New Roman" w:hAnsi="Times New Roman"/>
+                <w:sz w:val="24"/>
+                <w:szCs w:val="22"/>
+              </w:rPr>
+              <w:t>2</w:t>
+            </w:r>
+          </w:p>
+        </w:tc>
+        <w:tc>
+          <w:tcPr>
+            <w:tcW w:w="0" w:type="auto"/>
+            <w:vMerge w:val="restart"/>
+            <w:shd w:val="clear" w:color="auto" w:fill="auto"/>
+          </w:tcPr>
+          <w:p>
+            <w:pPr>
+              <w:keepNext/>
+              <w:jc w:val="center"/>
+              <w:rPr>
+                <w:szCs w:val="22"/>
+              </w:rPr>
+            </w:pPr>
+            <w:r>
+              <w:rPr>
+                <w:rFonts w:ascii="Times New Roman" w:hAnsi="Times New Roman"/>
+                <w:sz w:val="24"/>
+                <w:szCs w:val="22"/>
+              </w:rPr>
+              <w:t>1</w:t>
+            </w:r>
+          </w:p>
+        </w:tc>
+        <w:tc>
+          <w:tcPr>
+            <w:tcW w:w="0" w:type="auto"/>
+            <w:vMerge w:val="restart"/>
+            <w:shd w:val="clear" w:color="auto" w:fill="auto"/>
+          </w:tcPr>
+          <w:p>
+            <w:pPr>
+              <w:keepNext/>
+              <w:jc w:val="center"/>
+              <w:rPr>
+                <w:szCs w:val="22"/>
+              </w:rPr>
+            </w:pPr>
+            <w:r>
+              <w:rPr>
+                <w:rFonts w:ascii="Times New Roman" w:hAnsi="Times New Roman"/>
+                <w:sz w:val="24"/>
+                <w:szCs w:val="22"/>
+              </w:rPr>
+              <w:t>Неопределенный интеграл</w:t>
+            </w:r>
+          </w:p>
+        </w:tc>
+        <w:tc>
+          <w:tcPr>
+            <w:tcW w:w="0" w:type="auto"/>
+            <w:shd w:val="clear" w:color="auto" w:fill="auto"/>
+          </w:tcPr>
+          <w:p>
+            <w:pPr>
+              <w:keepNext/>
+              <w:rPr>
+                <w:szCs w:val="22"/>
+              </w:rPr>
+            </w:pPr>
+            <w:r>
+              <w:rPr>
+                <w:rFonts w:ascii="Times New Roman" w:hAnsi="Times New Roman"/>
+                <w:sz w:val="24"/>
+                <w:szCs w:val="22"/>
+              </w:rPr>
+              <w:t>Лабораторная работа №13. Вычисление семейства интегралов заменой переменной с проверкой обратной подстановки</w:t>
+            </w:r>
+          </w:p>
+        </w:tc>
+      </w:tr>
+      <w:tr>
+        <w:trPr>
+          <w:cantSplit/>
+        </w:trPr>
+        <w:tc>
+          <w:tcPr>
+            <w:tcW w:w="0" w:type="auto"/>
+            <w:vMerge/>
+            <w:shd w:val="clear" w:color="auto" w:fill="auto"/>
+          </w:tcPr>
+          <w:p/>
+        </w:tc>
+        <w:tc>
+          <w:tcPr>
+            <w:tcW w:w="0" w:type="auto"/>
+            <w:vMerge/>
+            <w:shd w:val="clear" w:color="auto" w:fill="auto"/>
+          </w:tcPr>
+          <w:p/>
+        </w:tc>
+        <w:tc>
+          <w:tcPr>
+            <w:tcW w:w="0" w:type="auto"/>
+            <w:vMerge/>
+            <w:shd w:val="clear" w:color="auto" w:fill="auto"/>
+          </w:tcPr>
+          <w:p/>
+        </w:tc>
+        <w:tc>
+          <w:tcPr>
+            <w:tcW w:w="0" w:type="auto"/>
+            <w:shd w:val="clear" w:color="auto" w:fill="auto"/>
+          </w:tcPr>
+          <w:p>
+            <w:pPr>
+              <w:keepNext/>
+              <w:rPr>
+                <w:szCs w:val="22"/>
+              </w:rPr>
+            </w:pPr>
+            <w:r>
+              <w:rPr>
+                <w:rFonts w:ascii="Times New Roman" w:hAnsi="Times New Roman"/>
+                <w:sz w:val="24"/>
+                <w:szCs w:val="22"/>
+              </w:rPr>
+              <w:t>Лабораторная работа №14. Вычисление интегралов по частям и вывод рекуррентного соотношения</w:t>
+            </w:r>
+          </w:p>
+        </w:tc>
+      </w:tr>
+      <w:tr>
+        <w:trPr>
+          <w:cantSplit/>
+        </w:trPr>
+        <w:tc>
+          <w:tcPr>
+            <w:tcW w:w="0" w:type="auto"/>
+            <w:vMerge/>
+            <w:shd w:val="clear" w:color="auto" w:fill="auto"/>
+          </w:tcPr>
+          <w:p/>
+        </w:tc>
+        <w:tc>
+          <w:tcPr>
+            <w:tcW w:w="0" w:type="auto"/>
+            <w:vMerge/>
+            <w:shd w:val="clear" w:color="auto" w:fill="auto"/>
+          </w:tcPr>
+          <w:p/>
+        </w:tc>
+        <w:tc>
+          <w:tcPr>
+            <w:tcW w:w="0" w:type="auto"/>
+            <w:vMerge/>
+            <w:shd w:val="clear" w:color="auto" w:fill="auto"/>
+          </w:tcPr>
+          <w:p/>
+        </w:tc>
+        <w:tc>
+          <w:tcPr>
+            <w:tcW w:w="0" w:type="auto"/>
+            <w:shd w:val="clear" w:color="auto" w:fill="auto"/>
+          </w:tcPr>
+          <w:p>
+            <w:pPr>
+              <w:keepNext/>
+              <w:rPr>
+                <w:szCs w:val="22"/>
+              </w:rPr>
+            </w:pPr>
+            <w:r>
+              <w:rPr>
+                <w:rFonts w:ascii="Times New Roman" w:hAnsi="Times New Roman"/>
+                <w:sz w:val="24"/>
+                <w:szCs w:val="22"/>
+              </w:rPr>
+              <w:t>Лабораторная работа №15. Разложение рациональной функции на простейшие дроби и восстановление первообразной</w:t>
+            </w:r>
+          </w:p>
+        </w:tc>
+      </w:tr>
+      <w:tr>
+        <w:trPr>
+          <w:cantSplit/>
+        </w:trPr>
+        <w:tc>
+          <w:tcPr>
+            <w:tcW w:w="0" w:type="auto"/>
+            <w:vMerge/>
+            <w:shd w:val="clear" w:color="auto" w:fill="auto"/>
+          </w:tcPr>
+          <w:p/>
+        </w:tc>
+        <w:tc>
+          <w:tcPr>
+            <w:tcW w:w="0" w:type="auto"/>
+            <w:vMerge/>
+            <w:shd w:val="clear" w:color="auto" w:fill="auto"/>
+          </w:tcPr>
+          <w:p/>
+        </w:tc>
+        <w:tc>
+          <w:tcPr>
+            <w:tcW w:w="0" w:type="auto"/>
+            <w:vMerge/>
+            <w:shd w:val="clear" w:color="auto" w:fill="auto"/>
+          </w:tcPr>
+          <w:p/>
+        </w:tc>
+        <w:tc>
+          <w:tcPr>
+            <w:tcW w:w="0" w:type="auto"/>
+            <w:shd w:val="clear" w:color="auto" w:fill="auto"/>
+          </w:tcPr>
+          <w:p>
+            <w:pPr>
+              <w:keepNext/>
+              <w:rPr>
+                <w:szCs w:val="22"/>
+              </w:rPr>
+            </w:pPr>
+            <w:r>
+              <w:rPr>
+                <w:rFonts w:ascii="Times New Roman" w:hAnsi="Times New Roman"/>
+                <w:sz w:val="24"/>
+                <w:szCs w:val="22"/>
+              </w:rPr>
+              <w:t>Лабораторная работа №16. Выбор рационализирующей подстановки для интеграла с иррациональным выражением</w:t>
+            </w:r>
+          </w:p>
+        </w:tc>
+      </w:tr>
+      <w:tr>
+        <w:trPr>
+          <w:cantSplit/>
+        </w:trPr>
+        <w:tc>
+          <w:tcPr>
+            <w:tcW w:w="0" w:type="auto"/>
+            <w:vMerge/>
+            <w:shd w:val="clear" w:color="auto" w:fill="auto"/>
+          </w:tcPr>
+          <w:p/>
+        </w:tc>
+        <w:tc>
+          <w:tcPr>
+            <w:tcW w:w="0" w:type="auto"/>
+            <w:vMerge w:val="restart"/>
+            <w:shd w:val="clear" w:color="auto" w:fill="auto"/>
+          </w:tcPr>
+          <w:p>
+            <w:pPr>
+              <w:keepNext/>
+              <w:jc w:val="center"/>
+              <w:rPr>
+                <w:szCs w:val="22"/>
+              </w:rPr>
+            </w:pPr>
+            <w:r>
+              <w:rPr>
+                <w:rFonts w:ascii="Times New Roman" w:hAnsi="Times New Roman"/>
+                <w:sz w:val="24"/>
+                <w:szCs w:val="22"/>
+              </w:rPr>
+              <w:t>2</w:t>
+            </w:r>
+          </w:p>
+        </w:tc>
+        <w:tc>
+          <w:tcPr>
+            <w:tcW w:w="0" w:type="auto"/>
+            <w:vMerge w:val="restart"/>
+            <w:shd w:val="clear" w:color="auto" w:fill="auto"/>
+          </w:tcPr>
+          <w:p>
+            <w:pPr>
+              <w:keepNext/>
+              <w:jc w:val="center"/>
+              <w:rPr>
+                <w:szCs w:val="22"/>
+              </w:rPr>
+            </w:pPr>
+            <w:r>
+              <w:rPr>
+                <w:rFonts w:ascii="Times New Roman" w:hAnsi="Times New Roman"/>
+                <w:sz w:val="24"/>
+                <w:szCs w:val="22"/>
+              </w:rPr>
+              <w:t>Определенный интеграл</w:t>
+            </w:r>
+          </w:p>
+        </w:tc>
+        <w:tc>
+          <w:tcPr>
+            <w:tcW w:w="0" w:type="auto"/>
+            <w:shd w:val="clear" w:color="auto" w:fill="auto"/>
+          </w:tcPr>
+          <w:p>
+            <w:pPr>
+              <w:keepNext/>
+              <w:rPr>
+                <w:szCs w:val="22"/>
+              </w:rPr>
+            </w:pPr>
+            <w:r>
+              <w:rPr>
+                <w:rFonts w:ascii="Times New Roman" w:hAnsi="Times New Roman"/>
+                <w:sz w:val="24"/>
+                <w:szCs w:val="22"/>
+              </w:rPr>
+              <w:t>Лабораторная работа №17. Построение сумм Дарбу и проверка интегрируемости функции с разрывами</w:t>
+            </w:r>
+          </w:p>
+        </w:tc>
+      </w:tr>
+      <w:tr>
+        <w:trPr>
+          <w:cantSplit/>
+        </w:trPr>
+        <w:tc>
+          <w:tcPr>
+            <w:tcW w:w="0" w:type="auto"/>
+            <w:vMerge/>
+            <w:shd w:val="clear" w:color="auto" w:fill="auto"/>
+          </w:tcPr>
+          <w:p/>
+        </w:tc>
+        <w:tc>
+          <w:tcPr>
+            <w:tcW w:w="0" w:type="auto"/>
+            <w:vMerge/>
+            <w:shd w:val="clear" w:color="auto" w:fill="auto"/>
+          </w:tcPr>
+          <w:p/>
+        </w:tc>
+        <w:tc>
+          <w:tcPr>
+            <w:tcW w:w="0" w:type="auto"/>
+            <w:vMerge/>
+            <w:shd w:val="clear" w:color="auto" w:fill="auto"/>
+          </w:tcPr>
+          <w:p/>
+        </w:tc>
+        <w:tc>
+          <w:tcPr>
+            <w:tcW w:w="0" w:type="auto"/>
+            <w:shd w:val="clear" w:color="auto" w:fill="auto"/>
+          </w:tcPr>
+          <w:p>
+            <w:pPr>
+              <w:keepNext/>
+              <w:rPr>
+                <w:szCs w:val="22"/>
+              </w:rPr>
+            </w:pPr>
+            <w:r>
+              <w:rPr>
+                <w:rFonts w:ascii="Times New Roman" w:hAnsi="Times New Roman"/>
+                <w:sz w:val="24"/>
+                <w:szCs w:val="22"/>
+              </w:rPr>
+              <w:t>Лабораторная работа №18. Вычисление определенного интеграла с обоснованием замены переменной и пределов</w:t>
+            </w:r>
+          </w:p>
+        </w:tc>
+      </w:tr>
+      <w:tr>
+        <w:trPr>
+          <w:cantSplit/>
+        </w:trPr>
+        <w:tc>
+          <w:tcPr>
+            <w:tcW w:w="0" w:type="auto"/>
+            <w:vMerge/>
+            <w:shd w:val="clear" w:color="auto" w:fill="auto"/>
+          </w:tcPr>
+          <w:p/>
+        </w:tc>
+        <w:tc>
+          <w:tcPr>
+            <w:tcW w:w="0" w:type="auto"/>
+            <w:vMerge/>
+            <w:shd w:val="clear" w:color="auto" w:fill="auto"/>
+          </w:tcPr>
+          <w:p/>
+        </w:tc>
+        <w:tc>
+          <w:tcPr>
+            <w:tcW w:w="0" w:type="auto"/>
+            <w:vMerge/>
+            <w:shd w:val="clear" w:color="auto" w:fill="auto"/>
+          </w:tcPr>
+          <w:p/>
+        </w:tc>
+        <w:tc>
+          <w:tcPr>
+            <w:tcW w:w="0" w:type="auto"/>
+            <w:shd w:val="clear" w:color="auto" w:fill="auto"/>
+          </w:tcPr>
+          <w:p>
+            <w:pPr>
+              <w:keepNext/>
+              <w:rPr>
+                <w:szCs w:val="22"/>
+              </w:rPr>
+            </w:pPr>
+            <w:r>
+              <w:rPr>
+                <w:rFonts w:ascii="Times New Roman" w:hAnsi="Times New Roman"/>
+                <w:sz w:val="24"/>
+                <w:szCs w:val="22"/>
+              </w:rPr>
+              <w:t>Лабораторная работа №19. Расчет площади, длины дуги и объема тела вращения по одной геометрической модели</w:t>
+            </w:r>
+          </w:p>
+        </w:tc>
+      </w:tr>
+      <w:tr>
+        <w:trPr>
+          <w:cantSplit/>
+        </w:trPr>
+        <w:tc>
+          <w:tcPr>
+            <w:tcW w:w="0" w:type="auto"/>
+            <w:vMerge/>
+            <w:shd w:val="clear" w:color="auto" w:fill="auto"/>
+          </w:tcPr>
+          <w:p/>
+        </w:tc>
+        <w:tc>
+          <w:tcPr>
+            <w:tcW w:w="0" w:type="auto"/>
+            <w:vMerge w:val="restart"/>
+            <w:shd w:val="clear" w:color="auto" w:fill="auto"/>
+          </w:tcPr>
+          <w:p>
+            <w:pPr>
+              <w:keepNext/>
+              <w:jc w:val="center"/>
+              <w:rPr>
+                <w:szCs w:val="22"/>
+              </w:rPr>
+            </w:pPr>
+            <w:r>
+              <w:rPr>
+                <w:rFonts w:ascii="Times New Roman" w:hAnsi="Times New Roman"/>
+                <w:sz w:val="24"/>
+                <w:szCs w:val="22"/>
+              </w:rPr>
+              <w:t>3</w:t>
+            </w:r>
+          </w:p>
+        </w:tc>
+        <w:tc>
+          <w:tcPr>
+            <w:tcW w:w="0" w:type="auto"/>
+            <w:vMerge w:val="restart"/>
+            <w:shd w:val="clear" w:color="auto" w:fill="auto"/>
+          </w:tcPr>
+          <w:p>
+            <w:pPr>
+              <w:keepNext/>
+              <w:jc w:val="center"/>
+              <w:rPr>
+                <w:szCs w:val="22"/>
+              </w:rPr>
+            </w:pPr>
+            <w:r>
+              <w:rPr>
+                <w:rFonts w:ascii="Times New Roman" w:hAnsi="Times New Roman"/>
+                <w:sz w:val="24"/>
+                <w:szCs w:val="22"/>
+              </w:rPr>
+              <w:t>Несобственные интегралы</w:t>
+            </w:r>
+          </w:p>
+        </w:tc>
+        <w:tc>
+          <w:tcPr>
+            <w:tcW w:w="0" w:type="auto"/>
+            <w:shd w:val="clear" w:color="auto" w:fill="auto"/>
+          </w:tcPr>
+          <w:p>
+            <w:pPr>
+              <w:keepNext/>
+              <w:rPr>
+                <w:szCs w:val="22"/>
+              </w:rPr>
+            </w:pPr>
+            <w:r>
+              <w:rPr>
+                <w:rFonts w:ascii="Times New Roman" w:hAnsi="Times New Roman"/>
+                <w:sz w:val="24"/>
+                <w:szCs w:val="22"/>
+              </w:rPr>
+              <w:t>Лабораторная работа №20. Исследование сходимости интеграла на бесконечном промежутке в зависимости от параметра</w:t>
+            </w:r>
+          </w:p>
+        </w:tc>
+      </w:tr>
+      <w:tr>
+        <w:trPr>
+          <w:cantSplit/>
+        </w:trPr>
+        <w:tc>
+          <w:tcPr>
+            <w:tcW w:w="0" w:type="auto"/>
+            <w:vMerge/>
+            <w:shd w:val="clear" w:color="auto" w:fill="auto"/>
+          </w:tcPr>
+          <w:p/>
+        </w:tc>
+        <w:tc>
+          <w:tcPr>
+            <w:tcW w:w="0" w:type="auto"/>
+            <w:vMerge/>
+            <w:shd w:val="clear" w:color="auto" w:fill="auto"/>
+          </w:tcPr>
+          <w:p/>
+        </w:tc>
+        <w:tc>
+          <w:tcPr>
+            <w:tcW w:w="0" w:type="auto"/>
+            <w:vMerge/>
+            <w:shd w:val="clear" w:color="auto" w:fill="auto"/>
+          </w:tcPr>
+          <w:p/>
+        </w:tc>
+        <w:tc>
+          <w:tcPr>
+            <w:tcW w:w="0" w:type="auto"/>
+            <w:shd w:val="clear" w:color="auto" w:fill="auto"/>
+          </w:tcPr>
+          <w:p>
+            <w:pPr>
+              <w:keepNext/>
+              <w:rPr>
+                <w:szCs w:val="22"/>
+              </w:rPr>
+            </w:pPr>
+            <w:r>
+              <w:rPr>
+                <w:rFonts w:ascii="Times New Roman" w:hAnsi="Times New Roman"/>
+                <w:sz w:val="24"/>
+                <w:szCs w:val="22"/>
+              </w:rPr>
+              <w:t>Лабораторная работа №21. Исследование сходимости интеграла с особенностью и оценка вклада окрестности особой точки</w:t>
+            </w:r>
+          </w:p>
+        </w:tc>
+      </w:tr>
+      <w:tr>
+        <w:trPr>
+          <w:cantSplit/>
+        </w:trPr>
+        <w:tc>
+          <w:tcPr>
+            <w:tcW w:w="0" w:type="auto"/>
+            <w:vMerge/>
+            <w:shd w:val="clear" w:color="auto" w:fill="auto"/>
+          </w:tcPr>
+          <w:p/>
+        </w:tc>
+        <w:tc>
+          <w:tcPr>
+            <w:tcW w:w="0" w:type="auto"/>
+            <w:vMerge w:val="restart"/>
+            <w:shd w:val="clear" w:color="auto" w:fill="auto"/>
+          </w:tcPr>
+          <w:p>
+            <w:pPr>
+              <w:keepNext/>
+              <w:jc w:val="center"/>
+              <w:rPr>
+                <w:szCs w:val="22"/>
+              </w:rPr>
+            </w:pPr>
+            <w:r>
+              <w:rPr>
+                <w:rFonts w:ascii="Times New Roman" w:hAnsi="Times New Roman"/>
+                <w:sz w:val="24"/>
+                <w:szCs w:val="22"/>
+              </w:rPr>
+              <w:t>4</w:t>
+            </w:r>
+          </w:p>
+        </w:tc>
+        <w:tc>
+          <w:tcPr>
+            <w:tcW w:w="0" w:type="auto"/>
+            <w:vMerge w:val="restart"/>
+            <w:shd w:val="clear" w:color="auto" w:fill="auto"/>
+          </w:tcPr>
+          <w:p>
+            <w:pPr>
+              <w:keepNext/>
+              <w:jc w:val="center"/>
+              <w:rPr>
+                <w:szCs w:val="22"/>
+              </w:rPr>
+            </w:pPr>
+            <w:r>
+              <w:rPr>
+                <w:rFonts w:ascii="Times New Roman" w:hAnsi="Times New Roman"/>
+                <w:sz w:val="24"/>
+                <w:szCs w:val="22"/>
+              </w:rPr>
+              <w:t>Числовые ряды</w:t>
+            </w:r>
+          </w:p>
+        </w:tc>
+        <w:tc>
+          <w:tcPr>
+            <w:tcW w:w="0" w:type="auto"/>
+            <w:shd w:val="clear" w:color="auto" w:fill="auto"/>
+          </w:tcPr>
+          <w:p>
+            <w:pPr>
+              <w:keepNext/>
+              <w:rPr>
+                <w:szCs w:val="22"/>
+              </w:rPr>
+            </w:pPr>
+            <w:r>
+              <w:rPr>
+                <w:rFonts w:ascii="Times New Roman" w:hAnsi="Times New Roman"/>
+                <w:sz w:val="24"/>
+                <w:szCs w:val="22"/>
+              </w:rPr>
+              <w:t>Лабораторная работа №22. Выбор признака сходимости для положительных рядов с параметром</w:t>
+            </w:r>
+          </w:p>
+        </w:tc>
+      </w:tr>
+      <w:tr>
+        <w:trPr>
+          <w:cantSplit/>
+        </w:trPr>
+        <w:tc>
+          <w:tcPr>
+            <w:tcW w:w="0" w:type="auto"/>
+            <w:vMerge/>
+            <w:shd w:val="clear" w:color="auto" w:fill="auto"/>
+          </w:tcPr>
+          <w:p/>
+        </w:tc>
+        <w:tc>
+          <w:tcPr>
+            <w:tcW w:w="0" w:type="auto"/>
+            <w:vMerge/>
+            <w:shd w:val="clear" w:color="auto" w:fill="auto"/>
+          </w:tcPr>
+          <w:p/>
+        </w:tc>
+        <w:tc>
+          <w:tcPr>
+            <w:tcW w:w="0" w:type="auto"/>
+            <w:vMerge/>
+            <w:shd w:val="clear" w:color="auto" w:fill="auto"/>
+          </w:tcPr>
+          <w:p/>
+        </w:tc>
+        <w:tc>
+          <w:tcPr>
+            <w:tcW w:w="0" w:type="auto"/>
+            <w:shd w:val="clear" w:color="auto" w:fill="auto"/>
+          </w:tcPr>
+          <w:p>
+            <w:pPr>
+              <w:keepNext/>
+              <w:rPr>
+                <w:szCs w:val="22"/>
+              </w:rPr>
+            </w:pPr>
+            <w:r>
+              <w:rPr>
+                <w:rFonts w:ascii="Times New Roman" w:hAnsi="Times New Roman"/>
+                <w:sz w:val="24"/>
+                <w:szCs w:val="22"/>
+              </w:rPr>
+              <w:t>Лабораторная работа №23. Классификация абсолютной и условной сходимости знакопеременных рядов</w:t>
+            </w:r>
+          </w:p>
+        </w:tc>
+      </w:tr>
+      <w:tr>
+        <w:trPr>
+          <w:cantSplit/>
+        </w:trPr>
+        <w:tc>
+          <w:tcPr>
+            <w:tcW w:w="0" w:type="auto"/>
+            <w:vMerge/>
+            <w:shd w:val="clear" w:color="auto" w:fill="auto"/>
+          </w:tcPr>
+          <w:p/>
+        </w:tc>
+        <w:tc>
+          <w:tcPr>
+            <w:tcW w:w="0" w:type="auto"/>
+            <w:vMerge/>
+            <w:shd w:val="clear" w:color="auto" w:fill="auto"/>
+          </w:tcPr>
+          <w:p/>
+        </w:tc>
+        <w:tc>
+          <w:tcPr>
+            <w:tcW w:w="0" w:type="auto"/>
+            <w:vMerge/>
+            <w:shd w:val="clear" w:color="auto" w:fill="auto"/>
+          </w:tcPr>
+          <w:p/>
+        </w:tc>
+        <w:tc>
+          <w:tcPr>
+            <w:tcW w:w="0" w:type="auto"/>
+            <w:shd w:val="clear" w:color="auto" w:fill="auto"/>
+          </w:tcPr>
+          <w:p>
+            <w:pPr>
+              <w:keepNext/>
+              <w:rPr>
+                <w:szCs w:val="22"/>
+              </w:rPr>
+            </w:pPr>
+            <w:r>
+              <w:rPr>
+                <w:rFonts w:ascii="Times New Roman" w:hAnsi="Times New Roman"/>
+                <w:sz w:val="24"/>
+                <w:szCs w:val="22"/>
+              </w:rPr>
+              <w:t>Лабораторная работа №24. Оценка остатка сходящегося ряда интегральным признаком и выбор числа слагаемых</w:t>
+            </w:r>
+          </w:p>
+        </w:tc>
+      </w:tr>
+      <w:tr>
+        <w:trPr>
+          <w:cantSplit/>
+        </w:trPr>
+        <w:tc>
+          <w:tcPr>
+            <w:tcW w:w="0" w:type="auto"/>
+            <w:vMerge w:val="restart"/>
+            <w:shd w:val="clear" w:color="auto" w:fill="auto"/>
+          </w:tcPr>
+          <w:p>
+            <w:pPr>
+              <w:keepNext/>
+              <w:jc w:val="center"/>
+              <w:rPr>
+                <w:szCs w:val="22"/>
+              </w:rPr>
+            </w:pPr>
+            <w:r>
+              <w:rPr>
+                <w:rFonts w:ascii="Times New Roman" w:hAnsi="Times New Roman"/>
+                <w:sz w:val="24"/>
+                <w:szCs w:val="22"/>
+              </w:rPr>
+              <w:t>3</w:t>
+            </w:r>
+          </w:p>
+        </w:tc>
+        <w:tc>
+          <w:tcPr>
+            <w:tcW w:w="0" w:type="auto"/>
+            <w:vMerge w:val="restart"/>
+            <w:shd w:val="clear" w:color="auto" w:fill="auto"/>
+          </w:tcPr>
+          <w:p>
+            <w:pPr>
+              <w:keepNext/>
+              <w:jc w:val="center"/>
+              <w:rPr>
+                <w:szCs w:val="22"/>
+              </w:rPr>
+            </w:pPr>
+            <w:r>
+              <w:rPr>
+                <w:rFonts w:ascii="Times New Roman" w:hAnsi="Times New Roman"/>
+                <w:sz w:val="24"/>
+                <w:szCs w:val="22"/>
+              </w:rPr>
+              <w:t>1</w:t>
+            </w:r>
+          </w:p>
+        </w:tc>
+        <w:tc>
+          <w:tcPr>
+            <w:tcW w:w="0" w:type="auto"/>
+            <w:vMerge w:val="restart"/>
+            <w:shd w:val="clear" w:color="auto" w:fill="auto"/>
+          </w:tcPr>
+          <w:p>
+            <w:pPr>
+              <w:keepNext/>
+              <w:jc w:val="center"/>
+              <w:rPr>
+                <w:szCs w:val="22"/>
+              </w:rPr>
+            </w:pPr>
+            <w:r>
+              <w:rPr>
+                <w:rFonts w:ascii="Times New Roman" w:hAnsi="Times New Roman"/>
+                <w:sz w:val="24"/>
+                <w:szCs w:val="22"/>
+              </w:rPr>
+              <w:t>Функции нескольких переменных</w:t>
+            </w:r>
+          </w:p>
+        </w:tc>
+        <w:tc>
+          <w:tcPr>
+            <w:tcW w:w="0" w:type="auto"/>
+            <w:shd w:val="clear" w:color="auto" w:fill="auto"/>
+          </w:tcPr>
+          <w:p>
+            <w:pPr>
+              <w:keepNext/>
+              <w:rPr>
+                <w:szCs w:val="22"/>
+              </w:rPr>
+            </w:pPr>
+            <w:r>
+              <w:rPr>
+                <w:rFonts w:ascii="Times New Roman" w:hAnsi="Times New Roman"/>
+                <w:sz w:val="24"/>
+                <w:szCs w:val="22"/>
+              </w:rPr>
+              <w:t>Лабораторная работа №25. Исследование предела функции двух переменных по траекториям и оценкам в окрестности точки</w:t>
+            </w:r>
+          </w:p>
+        </w:tc>
+      </w:tr>
+      <w:tr>
+        <w:trPr>
+          <w:cantSplit/>
+        </w:trPr>
+        <w:tc>
+          <w:tcPr>
+            <w:tcW w:w="0" w:type="auto"/>
+            <w:vMerge/>
+            <w:shd w:val="clear" w:color="auto" w:fill="auto"/>
+          </w:tcPr>
+          <w:p/>
+        </w:tc>
+        <w:tc>
+          <w:tcPr>
+            <w:tcW w:w="0" w:type="auto"/>
+            <w:vMerge/>
+            <w:shd w:val="clear" w:color="auto" w:fill="auto"/>
+          </w:tcPr>
+          <w:p/>
+        </w:tc>
+        <w:tc>
+          <w:tcPr>
+            <w:tcW w:w="0" w:type="auto"/>
+            <w:vMerge/>
+            <w:shd w:val="clear" w:color="auto" w:fill="auto"/>
+          </w:tcPr>
+          <w:p/>
+        </w:tc>
+        <w:tc>
+          <w:tcPr>
+            <w:tcW w:w="0" w:type="auto"/>
+            <w:shd w:val="clear" w:color="auto" w:fill="auto"/>
+          </w:tcPr>
+          <w:p>
+            <w:pPr>
+              <w:keepNext/>
+              <w:rPr>
+                <w:szCs w:val="22"/>
+              </w:rPr>
+            </w:pPr>
+            <w:r>
+              <w:rPr>
+                <w:rFonts w:ascii="Times New Roman" w:hAnsi="Times New Roman"/>
+                <w:sz w:val="24"/>
+                <w:szCs w:val="22"/>
+              </w:rPr>
+              <w:t>Лабораторная работа №26. Проверка полной дифференцируемости функции при существовании частных производных</w:t>
+            </w:r>
+          </w:p>
+        </w:tc>
+      </w:tr>
+      <w:tr>
+        <w:trPr>
+          <w:cantSplit/>
+        </w:trPr>
+        <w:tc>
+          <w:tcPr>
+            <w:tcW w:w="0" w:type="auto"/>
+            <w:vMerge/>
+            <w:shd w:val="clear" w:color="auto" w:fill="auto"/>
+          </w:tcPr>
+          <w:p/>
+        </w:tc>
+        <w:tc>
+          <w:tcPr>
+            <w:tcW w:w="0" w:type="auto"/>
+            <w:vMerge/>
+            <w:shd w:val="clear" w:color="auto" w:fill="auto"/>
+          </w:tcPr>
+          <w:p/>
+        </w:tc>
+        <w:tc>
+          <w:tcPr>
+            <w:tcW w:w="0" w:type="auto"/>
+            <w:vMerge/>
+            <w:shd w:val="clear" w:color="auto" w:fill="auto"/>
+          </w:tcPr>
+          <w:p/>
+        </w:tc>
+        <w:tc>
+          <w:tcPr>
+            <w:tcW w:w="0" w:type="auto"/>
+            <w:shd w:val="clear" w:color="auto" w:fill="auto"/>
+          </w:tcPr>
+          <w:p>
+            <w:pPr>
+              <w:keepNext/>
+              <w:rPr>
+                <w:szCs w:val="22"/>
+              </w:rPr>
+            </w:pPr>
+            <w:r>
+              <w:rPr>
+                <w:rFonts w:ascii="Times New Roman" w:hAnsi="Times New Roman"/>
+                <w:sz w:val="24"/>
+                <w:szCs w:val="22"/>
+              </w:rPr>
+              <w:t>Лабораторная работа №27. Вычисление полного дифференциала составной функции с проверкой цепного правила</w:t>
+            </w:r>
+          </w:p>
+        </w:tc>
+      </w:tr>
+      <w:tr>
+        <w:trPr>
+          <w:cantSplit/>
+        </w:trPr>
+        <w:tc>
+          <w:tcPr>
+            <w:tcW w:w="0" w:type="auto"/>
+            <w:vMerge/>
+            <w:shd w:val="clear" w:color="auto" w:fill="auto"/>
+          </w:tcPr>
+          <w:p/>
+        </w:tc>
+        <w:tc>
+          <w:tcPr>
+            <w:tcW w:w="0" w:type="auto"/>
+            <w:vMerge/>
+            <w:shd w:val="clear" w:color="auto" w:fill="auto"/>
+          </w:tcPr>
+          <w:p/>
+        </w:tc>
+        <w:tc>
+          <w:tcPr>
+            <w:tcW w:w="0" w:type="auto"/>
+            <w:vMerge/>
+            <w:shd w:val="clear" w:color="auto" w:fill="auto"/>
+          </w:tcPr>
+          <w:p/>
+        </w:tc>
+        <w:tc>
+          <w:tcPr>
+            <w:tcW w:w="0" w:type="auto"/>
+            <w:shd w:val="clear" w:color="auto" w:fill="auto"/>
+          </w:tcPr>
+          <w:p>
+            <w:pPr>
+              <w:keepNext/>
+              <w:rPr>
+                <w:szCs w:val="22"/>
+              </w:rPr>
+            </w:pPr>
+            <w:r>
+              <w:rPr>
+                <w:rFonts w:ascii="Times New Roman" w:hAnsi="Times New Roman"/>
+                <w:sz w:val="24"/>
+                <w:szCs w:val="22"/>
+              </w:rPr>
+              <w:t>Лабораторная работа №28. Исследование направлений изменения функции двух переменных по градиенту и линиям уровня</w:t>
+            </w:r>
+          </w:p>
+        </w:tc>
+      </w:tr>
+      <w:tr>
+        <w:trPr>
+          <w:cantSplit/>
+        </w:trPr>
+        <w:tc>
+          <w:tcPr>
+            <w:tcW w:w="0" w:type="auto"/>
+            <w:vMerge/>
+            <w:shd w:val="clear" w:color="auto" w:fill="auto"/>
+          </w:tcPr>
+          <w:p/>
+        </w:tc>
+        <w:tc>
+          <w:tcPr>
+            <w:tcW w:w="0" w:type="auto"/>
+            <w:vMerge w:val="restart"/>
+            <w:shd w:val="clear" w:color="auto" w:fill="auto"/>
+          </w:tcPr>
+          <w:p>
+            <w:pPr>
+              <w:keepNext/>
+              <w:jc w:val="center"/>
+              <w:rPr>
+                <w:szCs w:val="22"/>
+              </w:rPr>
+            </w:pPr>
+            <w:r>
+              <w:rPr>
+                <w:rFonts w:ascii="Times New Roman" w:hAnsi="Times New Roman"/>
+                <w:sz w:val="24"/>
+                <w:szCs w:val="22"/>
+              </w:rPr>
+              <w:t>2</w:t>
+            </w:r>
+          </w:p>
+        </w:tc>
+        <w:tc>
+          <w:tcPr>
+            <w:tcW w:w="0" w:type="auto"/>
+            <w:vMerge w:val="restart"/>
+            <w:shd w:val="clear" w:color="auto" w:fill="auto"/>
+          </w:tcPr>
+          <w:p>
+            <w:pPr>
+              <w:keepNext/>
+              <w:jc w:val="center"/>
+              <w:rPr>
+                <w:szCs w:val="22"/>
+              </w:rPr>
+            </w:pPr>
+            <w:r>
+              <w:rPr>
+                <w:rFonts w:ascii="Times New Roman" w:hAnsi="Times New Roman"/>
+                <w:sz w:val="24"/>
+                <w:szCs w:val="22"/>
+              </w:rPr>
+              <w:t>Экстремумы и неявные функции</w:t>
+            </w:r>
+          </w:p>
+        </w:tc>
+        <w:tc>
+          <w:tcPr>
+            <w:tcW w:w="0" w:type="auto"/>
+            <w:shd w:val="clear" w:color="auto" w:fill="auto"/>
+          </w:tcPr>
+          <w:p>
+            <w:pPr>
+              <w:keepNext/>
+              <w:rPr>
+                <w:szCs w:val="22"/>
+              </w:rPr>
+            </w:pPr>
+            <w:r>
+              <w:rPr>
+                <w:rFonts w:ascii="Times New Roman" w:hAnsi="Times New Roman"/>
+                <w:sz w:val="24"/>
+                <w:szCs w:val="22"/>
+              </w:rPr>
+              <w:t>Лабораторная работа №29. Выделение локальной ветви неявной функции и вычисление ее производных</w:t>
+            </w:r>
+          </w:p>
+        </w:tc>
+      </w:tr>
+      <w:tr>
+        <w:trPr>
+          <w:cantSplit/>
+        </w:trPr>
+        <w:tc>
+          <w:tcPr>
+            <w:tcW w:w="0" w:type="auto"/>
+            <w:vMerge/>
+            <w:shd w:val="clear" w:color="auto" w:fill="auto"/>
+          </w:tcPr>
+          <w:p/>
+        </w:tc>
+        <w:tc>
+          <w:tcPr>
+            <w:tcW w:w="0" w:type="auto"/>
+            <w:vMerge/>
+            <w:shd w:val="clear" w:color="auto" w:fill="auto"/>
+          </w:tcPr>
+          <w:p/>
+        </w:tc>
+        <w:tc>
+          <w:tcPr>
+            <w:tcW w:w="0" w:type="auto"/>
+            <w:vMerge/>
+            <w:shd w:val="clear" w:color="auto" w:fill="auto"/>
+          </w:tcPr>
+          <w:p/>
+        </w:tc>
+        <w:tc>
+          <w:tcPr>
+            <w:tcW w:w="0" w:type="auto"/>
+            <w:shd w:val="clear" w:color="auto" w:fill="auto"/>
+          </w:tcPr>
+          <w:p>
+            <w:pPr>
+              <w:keepNext/>
+              <w:rPr>
+                <w:szCs w:val="22"/>
+              </w:rPr>
+            </w:pPr>
+            <w:r>
+              <w:rPr>
+                <w:rFonts w:ascii="Times New Roman" w:hAnsi="Times New Roman"/>
+                <w:sz w:val="24"/>
+                <w:szCs w:val="22"/>
+              </w:rPr>
+              <w:t>Лабораторная работа №30. Исследование стационарных точек функции потерь двух параметров при переходе от невырожденного к вырожденному гессиану</w:t>
+            </w:r>
+          </w:p>
+        </w:tc>
+      </w:tr>
+      <w:tr>
+        <w:trPr>
+          <w:cantSplit/>
+        </w:trPr>
+        <w:tc>
+          <w:tcPr>
+            <w:tcW w:w="0" w:type="auto"/>
+            <w:vMerge/>
+            <w:shd w:val="clear" w:color="auto" w:fill="auto"/>
+          </w:tcPr>
+          <w:p/>
+        </w:tc>
+        <w:tc>
+          <w:tcPr>
+            <w:tcW w:w="0" w:type="auto"/>
+            <w:vMerge/>
+            <w:shd w:val="clear" w:color="auto" w:fill="auto"/>
+          </w:tcPr>
+          <w:p/>
+        </w:tc>
+        <w:tc>
+          <w:tcPr>
+            <w:tcW w:w="0" w:type="auto"/>
+            <w:vMerge/>
+            <w:shd w:val="clear" w:color="auto" w:fill="auto"/>
+          </w:tcPr>
+          <w:p/>
+        </w:tc>
+        <w:tc>
+          <w:tcPr>
+            <w:tcW w:w="0" w:type="auto"/>
+            <w:shd w:val="clear" w:color="auto" w:fill="auto"/>
+          </w:tcPr>
+          <w:p>
+            <w:pPr>
+              <w:keepNext/>
+              <w:rPr>
+                <w:szCs w:val="22"/>
+              </w:rPr>
+            </w:pPr>
+            <w:r>
+              <w:rPr>
+                <w:rFonts w:ascii="Times New Roman" w:hAnsi="Times New Roman"/>
+                <w:sz w:val="24"/>
+                <w:szCs w:val="22"/>
+              </w:rPr>
+              <w:t>Лабораторная работа №31. Решение задачи условного экстремума с проверкой множителей и граничных случаев</w:t>
+            </w:r>
+          </w:p>
+        </w:tc>
+      </w:tr>
+      <w:tr>
+        <w:trPr>
+          <w:cantSplit/>
+        </w:trPr>
+        <w:tc>
+          <w:tcPr>
+            <w:tcW w:w="0" w:type="auto"/>
+            <w:vMerge/>
+            <w:shd w:val="clear" w:color="auto" w:fill="auto"/>
+          </w:tcPr>
+          <w:p/>
+        </w:tc>
+        <w:tc>
+          <w:tcPr>
+            <w:tcW w:w="0" w:type="auto"/>
+            <w:vMerge w:val="restart"/>
+            <w:shd w:val="clear" w:color="auto" w:fill="auto"/>
+          </w:tcPr>
+          <w:p>
+            <w:pPr>
+              <w:keepNext/>
+              <w:jc w:val="center"/>
+              <w:rPr>
+                <w:szCs w:val="22"/>
+              </w:rPr>
+            </w:pPr>
+            <w:r>
+              <w:rPr>
+                <w:rFonts w:ascii="Times New Roman" w:hAnsi="Times New Roman"/>
+                <w:sz w:val="24"/>
+                <w:szCs w:val="22"/>
+              </w:rPr>
+              <w:t>3</w:t>
+            </w:r>
+          </w:p>
+        </w:tc>
+        <w:tc>
+          <w:tcPr>
+            <w:tcW w:w="0" w:type="auto"/>
+            <w:vMerge w:val="restart"/>
+            <w:shd w:val="clear" w:color="auto" w:fill="auto"/>
+          </w:tcPr>
+          <w:p>
+            <w:pPr>
+              <w:keepNext/>
+              <w:jc w:val="center"/>
+              <w:rPr>
+                <w:szCs w:val="22"/>
+              </w:rPr>
+            </w:pPr>
+            <w:r>
+              <w:rPr>
+                <w:rFonts w:ascii="Times New Roman" w:hAnsi="Times New Roman"/>
+                <w:sz w:val="24"/>
+                <w:szCs w:val="22"/>
+              </w:rPr>
+              <w:t>Кратные интегралы</w:t>
+            </w:r>
+          </w:p>
+        </w:tc>
+        <w:tc>
+          <w:tcPr>
+            <w:tcW w:w="0" w:type="auto"/>
+            <w:shd w:val="clear" w:color="auto" w:fill="auto"/>
+          </w:tcPr>
+          <w:p>
+            <w:pPr>
+              <w:keepNext/>
+              <w:rPr>
+                <w:szCs w:val="22"/>
+              </w:rPr>
+            </w:pPr>
+            <w:r>
+              <w:rPr>
+                <w:rFonts w:ascii="Times New Roman" w:hAnsi="Times New Roman"/>
+                <w:sz w:val="24"/>
+                <w:szCs w:val="22"/>
+              </w:rPr>
+              <w:t>Лабораторная работа №32. Вычисление двойного интеграла по области с изменением порядка интегрирования</w:t>
+            </w:r>
+          </w:p>
+        </w:tc>
+      </w:tr>
+      <w:tr>
+        <w:trPr>
+          <w:cantSplit/>
+        </w:trPr>
+        <w:tc>
+          <w:tcPr>
+            <w:tcW w:w="0" w:type="auto"/>
+            <w:vMerge/>
+            <w:shd w:val="clear" w:color="auto" w:fill="auto"/>
+          </w:tcPr>
+          <w:p/>
+        </w:tc>
+        <w:tc>
+          <w:tcPr>
+            <w:tcW w:w="0" w:type="auto"/>
+            <w:vMerge/>
+            <w:shd w:val="clear" w:color="auto" w:fill="auto"/>
+          </w:tcPr>
+          <w:p/>
+        </w:tc>
+        <w:tc>
+          <w:tcPr>
+            <w:tcW w:w="0" w:type="auto"/>
+            <w:vMerge/>
+            <w:shd w:val="clear" w:color="auto" w:fill="auto"/>
+          </w:tcPr>
+          <w:p/>
+        </w:tc>
+        <w:tc>
+          <w:tcPr>
+            <w:tcW w:w="0" w:type="auto"/>
+            <w:shd w:val="clear" w:color="auto" w:fill="auto"/>
+          </w:tcPr>
+          <w:p>
+            <w:pPr>
+              <w:keepNext/>
+              <w:rPr>
+                <w:szCs w:val="22"/>
+              </w:rPr>
+            </w:pPr>
+            <w:r>
+              <w:rPr>
+                <w:rFonts w:ascii="Times New Roman" w:hAnsi="Times New Roman"/>
+                <w:sz w:val="24"/>
+                <w:szCs w:val="22"/>
+              </w:rPr>
+              <w:t>Лабораторная работа №33. Расчет тройного интеграла с выбором цилиндрических или сферических координат</w:t>
+            </w:r>
+          </w:p>
+        </w:tc>
+      </w:tr>
+      <w:tr>
+        <w:trPr>
+          <w:cantSplit/>
+        </w:trPr>
+        <w:tc>
+          <w:tcPr>
+            <w:tcW w:w="0" w:type="auto"/>
+            <w:vMerge/>
+            <w:shd w:val="clear" w:color="auto" w:fill="auto"/>
+          </w:tcPr>
+          <w:p/>
+        </w:tc>
+        <w:tc>
+          <w:tcPr>
+            <w:tcW w:w="0" w:type="auto"/>
+            <w:vMerge w:val="restart"/>
+            <w:shd w:val="clear" w:color="auto" w:fill="auto"/>
+          </w:tcPr>
+          <w:p>
+            <w:pPr>
+              <w:keepNext/>
+              <w:jc w:val="center"/>
+              <w:rPr>
+                <w:szCs w:val="22"/>
+              </w:rPr>
+            </w:pPr>
+            <w:r>
+              <w:rPr>
+                <w:rFonts w:ascii="Times New Roman" w:hAnsi="Times New Roman"/>
+                <w:sz w:val="24"/>
+                <w:szCs w:val="22"/>
+              </w:rPr>
+              <w:t>4</w:t>
+            </w:r>
+          </w:p>
+        </w:tc>
+        <w:tc>
+          <w:tcPr>
+            <w:tcW w:w="0" w:type="auto"/>
+            <w:vMerge w:val="restart"/>
+            <w:shd w:val="clear" w:color="auto" w:fill="auto"/>
+          </w:tcPr>
+          <w:p>
+            <w:pPr>
+              <w:keepNext/>
+              <w:jc w:val="center"/>
+              <w:rPr>
+                <w:szCs w:val="22"/>
+              </w:rPr>
+            </w:pPr>
+            <w:r>
+              <w:rPr>
+                <w:rFonts w:ascii="Times New Roman" w:hAnsi="Times New Roman"/>
+                <w:sz w:val="24"/>
+                <w:szCs w:val="22"/>
+              </w:rPr>
+              <w:t>Криволинейные и поверхностные интегралы</w:t>
+            </w:r>
+          </w:p>
+        </w:tc>
+        <w:tc>
+          <w:tcPr>
+            <w:tcW w:w="0" w:type="auto"/>
+            <w:shd w:val="clear" w:color="auto" w:fill="auto"/>
+          </w:tcPr>
+          <w:p>
+            <w:pPr>
+              <w:keepNext/>
+              <w:rPr>
+                <w:szCs w:val="22"/>
+              </w:rPr>
+            </w:pPr>
+            <w:r>
+              <w:rPr>
+                <w:rFonts w:ascii="Times New Roman" w:hAnsi="Times New Roman"/>
+                <w:sz w:val="24"/>
+                <w:szCs w:val="22"/>
+              </w:rPr>
+              <w:t>Лабораторная работа №34. Вычисление циркуляции по замкнутому контуру и проверка формулы Грина</w:t>
+            </w:r>
+          </w:p>
+        </w:tc>
+      </w:tr>
+      <w:tr>
+        <w:trPr>
+          <w:cantSplit/>
+        </w:trPr>
+        <w:tc>
+          <w:tcPr>
+            <w:tcW w:w="0" w:type="auto"/>
+            <w:vMerge/>
+            <w:shd w:val="clear" w:color="auto" w:fill="auto"/>
+          </w:tcPr>
+          <w:p/>
+        </w:tc>
+        <w:tc>
+          <w:tcPr>
+            <w:tcW w:w="0" w:type="auto"/>
+            <w:vMerge/>
+            <w:shd w:val="clear" w:color="auto" w:fill="auto"/>
+          </w:tcPr>
+          <w:p/>
+        </w:tc>
+        <w:tc>
+          <w:tcPr>
+            <w:tcW w:w="0" w:type="auto"/>
+            <w:vMerge/>
+            <w:shd w:val="clear" w:color="auto" w:fill="auto"/>
+          </w:tcPr>
+          <w:p/>
+        </w:tc>
+        <w:tc>
+          <w:tcPr>
+            <w:tcW w:w="0" w:type="auto"/>
+            <w:shd w:val="clear" w:color="auto" w:fill="auto"/>
+          </w:tcPr>
+          <w:p>
+            <w:pPr>
+              <w:keepNext/>
+              <w:rPr>
+                <w:szCs w:val="22"/>
+              </w:rPr>
+            </w:pPr>
+            <w:r>
+              <w:rPr>
+                <w:rFonts w:ascii="Times New Roman" w:hAnsi="Times New Roman"/>
+                <w:sz w:val="24"/>
+                <w:szCs w:val="22"/>
+              </w:rPr>
+              <w:t>Лабораторная работа №35. Расчет потока через замкнутую поверхность непосредственно и по формуле Гаусса</w:t>
+            </w:r>
+          </w:p>
+        </w:tc>
+      </w:tr>
+      <w:tr>
+        <w:trPr>
+          <w:cantSplit/>
+        </w:trPr>
+        <w:tc>
+          <w:tcPr>
+            <w:tcW w:w="0" w:type="auto"/>
+            <w:vMerge/>
+            <w:shd w:val="clear" w:color="auto" w:fill="auto"/>
+          </w:tcPr>
+          <w:p/>
+        </w:tc>
+        <w:tc>
+          <w:tcPr>
+            <w:tcW w:w="0" w:type="auto"/>
+            <w:vMerge/>
+            <w:shd w:val="clear" w:color="auto" w:fill="auto"/>
+          </w:tcPr>
+          <w:p/>
+        </w:tc>
+        <w:tc>
+          <w:tcPr>
+            <w:tcW w:w="0" w:type="auto"/>
+            <w:vMerge/>
+            <w:shd w:val="clear" w:color="auto" w:fill="auto"/>
+          </w:tcPr>
+          <w:p/>
+        </w:tc>
+        <w:tc>
+          <w:tcPr>
+            <w:tcW w:w="0" w:type="auto"/>
+            <w:shd w:val="clear" w:color="auto" w:fill="auto"/>
+          </w:tcPr>
+          <w:p>
+            <w:pPr>
+              <w:keepNext/>
+              <w:rPr>
+                <w:szCs w:val="22"/>
+              </w:rPr>
+            </w:pPr>
+            <w:r>
+              <w:rPr>
+                <w:rFonts w:ascii="Times New Roman" w:hAnsi="Times New Roman"/>
+                <w:sz w:val="24"/>
+                <w:szCs w:val="22"/>
+              </w:rPr>
+              <w:t>Лабораторная работа №36. Проверка потенциальности векторного поля и сопоставление циркуляции с формулой Стокса</w:t>
+            </w:r>
+          </w:p>
+        </w:tc>
+      </w:tr>
+      <w:tr>
+        <w:trPr>
+          <w:cantSplit/>
+        </w:trPr>
+        <w:tc>
+          <w:tcPr>
+            <w:tcW w:w="0" w:type="auto"/>
+            <w:vMerge w:val="restart"/>
+            <w:shd w:val="clear" w:color="auto" w:fill="auto"/>
+          </w:tcPr>
+          <w:p>
+            <w:pPr>
+              <w:keepNext/>
+              <w:jc w:val="center"/>
+              <w:rPr>
+                <w:szCs w:val="22"/>
+              </w:rPr>
+            </w:pPr>
+            <w:r>
+              <w:rPr>
+                <w:rFonts w:ascii="Times New Roman" w:hAnsi="Times New Roman"/>
+                <w:sz w:val="24"/>
+                <w:szCs w:val="22"/>
+              </w:rPr>
+              <w:t>4</w:t>
+            </w:r>
+          </w:p>
+        </w:tc>
+        <w:tc>
+          <w:tcPr>
+            <w:tcW w:w="0" w:type="auto"/>
+            <w:vMerge w:val="restart"/>
+            <w:shd w:val="clear" w:color="auto" w:fill="auto"/>
+          </w:tcPr>
+          <w:p>
+            <w:pPr>
+              <w:keepNext/>
+              <w:jc w:val="center"/>
+              <w:rPr>
+                <w:szCs w:val="22"/>
+              </w:rPr>
+            </w:pPr>
+            <w:r>
+              <w:rPr>
+                <w:rFonts w:ascii="Times New Roman" w:hAnsi="Times New Roman"/>
+                <w:sz w:val="24"/>
+                <w:szCs w:val="22"/>
+              </w:rPr>
+              <w:t>1</w:t>
+            </w:r>
+          </w:p>
+        </w:tc>
+        <w:tc>
+          <w:tcPr>
+            <w:tcW w:w="0" w:type="auto"/>
+            <w:vMerge w:val="restart"/>
+            <w:shd w:val="clear" w:color="auto" w:fill="auto"/>
+          </w:tcPr>
+          <w:p>
+            <w:pPr>
+              <w:keepNext/>
+              <w:jc w:val="center"/>
+              <w:rPr>
+                <w:szCs w:val="22"/>
+              </w:rPr>
+            </w:pPr>
+            <w:r>
+              <w:rPr>
+                <w:rFonts w:ascii="Times New Roman" w:hAnsi="Times New Roman"/>
+                <w:sz w:val="24"/>
+                <w:szCs w:val="22"/>
+              </w:rPr>
+              <w:t>Функциональные последовательности и ряды</w:t>
+            </w:r>
+          </w:p>
+        </w:tc>
+        <w:tc>
+          <w:tcPr>
+            <w:tcW w:w="0" w:type="auto"/>
+            <w:shd w:val="clear" w:color="auto" w:fill="auto"/>
+          </w:tcPr>
+          <w:p>
+            <w:pPr>
+              <w:keepNext/>
+              <w:rPr>
+                <w:szCs w:val="22"/>
+              </w:rPr>
+            </w:pPr>
+            <w:r>
+              <w:rPr>
+                <w:rFonts w:ascii="Times New Roman" w:hAnsi="Times New Roman"/>
+                <w:sz w:val="24"/>
+                <w:szCs w:val="22"/>
+              </w:rPr>
+              <w:t>Лабораторная работа №37. Определение поточечного предела последовательности функций и множества точек сходимости</w:t>
+            </w:r>
+          </w:p>
+        </w:tc>
+      </w:tr>
+      <w:tr>
+        <w:trPr>
+          <w:cantSplit/>
+        </w:trPr>
+        <w:tc>
+          <w:tcPr>
+            <w:tcW w:w="0" w:type="auto"/>
+            <w:vMerge/>
+            <w:shd w:val="clear" w:color="auto" w:fill="auto"/>
+          </w:tcPr>
+          <w:p/>
+        </w:tc>
+        <w:tc>
+          <w:tcPr>
+            <w:tcW w:w="0" w:type="auto"/>
+            <w:vMerge/>
+            <w:shd w:val="clear" w:color="auto" w:fill="auto"/>
+          </w:tcPr>
+          <w:p/>
+        </w:tc>
+        <w:tc>
+          <w:tcPr>
+            <w:tcW w:w="0" w:type="auto"/>
+            <w:vMerge/>
+            <w:shd w:val="clear" w:color="auto" w:fill="auto"/>
+          </w:tcPr>
+          <w:p/>
+        </w:tc>
+        <w:tc>
+          <w:tcPr>
+            <w:tcW w:w="0" w:type="auto"/>
+            <w:shd w:val="clear" w:color="auto" w:fill="auto"/>
+          </w:tcPr>
+          <w:p>
+            <w:pPr>
+              <w:keepNext/>
+              <w:rPr>
+                <w:szCs w:val="22"/>
+              </w:rPr>
+            </w:pPr>
+            <w:r>
+              <w:rPr>
+                <w:rFonts w:ascii="Times New Roman" w:hAnsi="Times New Roman"/>
+                <w:sz w:val="24"/>
+                <w:szCs w:val="22"/>
+              </w:rPr>
+              <w:t>Лабораторная работа №38. Проверка равномерной сходимости через оценку супремума ошибки и критерий Коши</w:t>
+            </w:r>
+          </w:p>
+        </w:tc>
+      </w:tr>
+      <w:tr>
+        <w:trPr>
+          <w:cantSplit/>
+        </w:trPr>
+        <w:tc>
+          <w:tcPr>
+            <w:tcW w:w="0" w:type="auto"/>
+            <w:vMerge/>
+            <w:shd w:val="clear" w:color="auto" w:fill="auto"/>
+          </w:tcPr>
+          <w:p/>
+        </w:tc>
+        <w:tc>
+          <w:tcPr>
+            <w:tcW w:w="0" w:type="auto"/>
+            <w:vMerge/>
+            <w:shd w:val="clear" w:color="auto" w:fill="auto"/>
+          </w:tcPr>
+          <w:p/>
+        </w:tc>
+        <w:tc>
+          <w:tcPr>
+            <w:tcW w:w="0" w:type="auto"/>
+            <w:vMerge/>
+            <w:shd w:val="clear" w:color="auto" w:fill="auto"/>
+          </w:tcPr>
+          <w:p/>
+        </w:tc>
+        <w:tc>
+          <w:tcPr>
+            <w:tcW w:w="0" w:type="auto"/>
+            <w:shd w:val="clear" w:color="auto" w:fill="auto"/>
+          </w:tcPr>
+          <w:p>
+            <w:pPr>
+              <w:keepNext/>
+              <w:rPr>
+                <w:szCs w:val="22"/>
+              </w:rPr>
+            </w:pPr>
+            <w:r>
+              <w:rPr>
+                <w:rFonts w:ascii="Times New Roman" w:hAnsi="Times New Roman"/>
+                <w:sz w:val="24"/>
+                <w:szCs w:val="22"/>
+              </w:rPr>
+              <w:t>Лабораторная работа №39. Выбор признака равномерной сходимости функционального ряда на заданных множествах</w:t>
+            </w:r>
+          </w:p>
+        </w:tc>
+      </w:tr>
+      <w:tr>
+        <w:trPr>
+          <w:cantSplit/>
+        </w:trPr>
+        <w:tc>
+          <w:tcPr>
+            <w:tcW w:w="0" w:type="auto"/>
+            <w:vMerge/>
+            <w:shd w:val="clear" w:color="auto" w:fill="auto"/>
+          </w:tcPr>
+          <w:p/>
+        </w:tc>
+        <w:tc>
+          <w:tcPr>
+            <w:tcW w:w="0" w:type="auto"/>
+            <w:vMerge/>
+            <w:shd w:val="clear" w:color="auto" w:fill="auto"/>
+          </w:tcPr>
+          <w:p/>
+        </w:tc>
+        <w:tc>
+          <w:tcPr>
+            <w:tcW w:w="0" w:type="auto"/>
+            <w:vMerge/>
+            <w:shd w:val="clear" w:color="auto" w:fill="auto"/>
+          </w:tcPr>
+          <w:p/>
+        </w:tc>
+        <w:tc>
+          <w:tcPr>
+            <w:tcW w:w="0" w:type="auto"/>
+            <w:shd w:val="clear" w:color="auto" w:fill="auto"/>
+          </w:tcPr>
+          <w:p>
+            <w:pPr>
+              <w:keepNext/>
+              <w:rPr>
+                <w:szCs w:val="22"/>
+              </w:rPr>
+            </w:pPr>
+            <w:r>
+              <w:rPr>
+                <w:rFonts w:ascii="Times New Roman" w:hAnsi="Times New Roman"/>
+                <w:sz w:val="24"/>
+                <w:szCs w:val="22"/>
+              </w:rPr>
+              <w:t>Лабораторная работа №40. Проверка условий почленного дифференцирования и интегрирования функционального ряда</w:t>
+            </w:r>
+          </w:p>
+        </w:tc>
+      </w:tr>
+      <w:tr>
+        <w:trPr>
+          <w:cantSplit/>
+        </w:trPr>
+        <w:tc>
+          <w:tcPr>
+            <w:tcW w:w="0" w:type="auto"/>
+            <w:vMerge/>
+            <w:shd w:val="clear" w:color="auto" w:fill="auto"/>
+          </w:tcPr>
+          <w:p/>
+        </w:tc>
+        <w:tc>
+          <w:tcPr>
+            <w:tcW w:w="0" w:type="auto"/>
+            <w:vMerge w:val="restart"/>
+            <w:shd w:val="clear" w:color="auto" w:fill="auto"/>
+          </w:tcPr>
+          <w:p>
+            <w:pPr>
+              <w:keepNext/>
+              <w:jc w:val="center"/>
+              <w:rPr>
+                <w:szCs w:val="22"/>
+              </w:rPr>
+            </w:pPr>
+            <w:r>
+              <w:rPr>
+                <w:rFonts w:ascii="Times New Roman" w:hAnsi="Times New Roman"/>
+                <w:sz w:val="24"/>
+                <w:szCs w:val="22"/>
+              </w:rPr>
+              <w:t>2</w:t>
+            </w:r>
+          </w:p>
+        </w:tc>
+        <w:tc>
+          <w:tcPr>
+            <w:tcW w:w="0" w:type="auto"/>
+            <w:vMerge w:val="restart"/>
+            <w:shd w:val="clear" w:color="auto" w:fill="auto"/>
+          </w:tcPr>
+          <w:p>
+            <w:pPr>
+              <w:keepNext/>
+              <w:jc w:val="center"/>
+              <w:rPr>
+                <w:szCs w:val="22"/>
+              </w:rPr>
+            </w:pPr>
+            <w:r>
+              <w:rPr>
+                <w:rFonts w:ascii="Times New Roman" w:hAnsi="Times New Roman"/>
+                <w:sz w:val="24"/>
+                <w:szCs w:val="22"/>
+              </w:rPr>
+              <w:t>Степенные ряды</w:t>
+            </w:r>
+          </w:p>
+        </w:tc>
+        <w:tc>
+          <w:tcPr>
+            <w:tcW w:w="0" w:type="auto"/>
+            <w:shd w:val="clear" w:color="auto" w:fill="auto"/>
+          </w:tcPr>
+          <w:p>
+            <w:pPr>
+              <w:keepNext/>
+              <w:rPr>
+                <w:szCs w:val="22"/>
+              </w:rPr>
+            </w:pPr>
+            <w:r>
+              <w:rPr>
+                <w:rFonts w:ascii="Times New Roman" w:hAnsi="Times New Roman"/>
+                <w:sz w:val="24"/>
+                <w:szCs w:val="22"/>
+              </w:rPr>
+              <w:t>Лабораторная работа №41. Определение радиуса сходимости степенного ряда и исследование граничных точек</w:t>
+            </w:r>
+          </w:p>
+        </w:tc>
+      </w:tr>
+      <w:tr>
+        <w:trPr>
+          <w:cantSplit/>
+        </w:trPr>
+        <w:tc>
+          <w:tcPr>
+            <w:tcW w:w="0" w:type="auto"/>
+            <w:vMerge/>
+            <w:shd w:val="clear" w:color="auto" w:fill="auto"/>
+          </w:tcPr>
+          <w:p/>
+        </w:tc>
+        <w:tc>
+          <w:tcPr>
+            <w:tcW w:w="0" w:type="auto"/>
+            <w:vMerge/>
+            <w:shd w:val="clear" w:color="auto" w:fill="auto"/>
+          </w:tcPr>
+          <w:p/>
+        </w:tc>
+        <w:tc>
+          <w:tcPr>
+            <w:tcW w:w="0" w:type="auto"/>
+            <w:vMerge/>
+            <w:shd w:val="clear" w:color="auto" w:fill="auto"/>
+          </w:tcPr>
+          <w:p/>
+        </w:tc>
+        <w:tc>
+          <w:tcPr>
+            <w:tcW w:w="0" w:type="auto"/>
+            <w:shd w:val="clear" w:color="auto" w:fill="auto"/>
+          </w:tcPr>
+          <w:p>
+            <w:pPr>
+              <w:keepNext/>
+              <w:rPr>
+                <w:szCs w:val="22"/>
+              </w:rPr>
+            </w:pPr>
+            <w:r>
+              <w:rPr>
+                <w:rFonts w:ascii="Times New Roman" w:hAnsi="Times New Roman"/>
+                <w:sz w:val="24"/>
+                <w:szCs w:val="22"/>
+              </w:rPr>
+              <w:t>Лабораторная работа №42. Получение разложения элементарной функции в ряд Тейлора с указанием области представления</w:t>
+            </w:r>
+          </w:p>
+        </w:tc>
+      </w:tr>
+      <w:tr>
+        <w:trPr>
+          <w:cantSplit/>
+        </w:trPr>
+        <w:tc>
+          <w:tcPr>
+            <w:tcW w:w="0" w:type="auto"/>
+            <w:vMerge/>
+            <w:shd w:val="clear" w:color="auto" w:fill="auto"/>
+          </w:tcPr>
+          <w:p/>
+        </w:tc>
+        <w:tc>
+          <w:tcPr>
+            <w:tcW w:w="0" w:type="auto"/>
+            <w:vMerge/>
+            <w:shd w:val="clear" w:color="auto" w:fill="auto"/>
+          </w:tcPr>
+          <w:p/>
+        </w:tc>
+        <w:tc>
+          <w:tcPr>
+            <w:tcW w:w="0" w:type="auto"/>
+            <w:vMerge/>
+            <w:shd w:val="clear" w:color="auto" w:fill="auto"/>
+          </w:tcPr>
+          <w:p/>
+        </w:tc>
+        <w:tc>
+          <w:tcPr>
+            <w:tcW w:w="0" w:type="auto"/>
+            <w:shd w:val="clear" w:color="auto" w:fill="auto"/>
+          </w:tcPr>
+          <w:p>
+            <w:pPr>
+              <w:keepNext/>
+              <w:rPr>
+                <w:szCs w:val="22"/>
+              </w:rPr>
+            </w:pPr>
+            <w:r>
+              <w:rPr>
+                <w:rFonts w:ascii="Times New Roman" w:hAnsi="Times New Roman"/>
+                <w:sz w:val="24"/>
+                <w:szCs w:val="22"/>
+              </w:rPr>
+              <w:t>Лабораторная работа №43. Исследование представимости гладкой функции ее рядом Тейлора</w:t>
+            </w:r>
+          </w:p>
+        </w:tc>
+      </w:tr>
+      <w:tr>
+        <w:trPr>
+          <w:cantSplit/>
+        </w:trPr>
+        <w:tc>
+          <w:tcPr>
+            <w:tcW w:w="0" w:type="auto"/>
+            <w:vMerge/>
+            <w:shd w:val="clear" w:color="auto" w:fill="auto"/>
+          </w:tcPr>
+          <w:p/>
+        </w:tc>
+        <w:tc>
+          <w:tcPr>
+            <w:tcW w:w="0" w:type="auto"/>
+            <w:vMerge w:val="restart"/>
+            <w:shd w:val="clear" w:color="auto" w:fill="auto"/>
+          </w:tcPr>
+          <w:p>
+            <w:pPr>
+              <w:keepNext/>
+              <w:jc w:val="center"/>
+              <w:rPr>
+                <w:szCs w:val="22"/>
+              </w:rPr>
+            </w:pPr>
+            <w:r>
+              <w:rPr>
+                <w:rFonts w:ascii="Times New Roman" w:hAnsi="Times New Roman"/>
+                <w:sz w:val="24"/>
+                <w:szCs w:val="22"/>
+              </w:rPr>
+              <w:t>3</w:t>
+            </w:r>
+          </w:p>
+        </w:tc>
+        <w:tc>
+          <w:tcPr>
+            <w:tcW w:w="0" w:type="auto"/>
+            <w:vMerge w:val="restart"/>
+            <w:shd w:val="clear" w:color="auto" w:fill="auto"/>
+          </w:tcPr>
+          <w:p>
+            <w:pPr>
+              <w:keepNext/>
+              <w:jc w:val="center"/>
+              <w:rPr>
+                <w:szCs w:val="22"/>
+              </w:rPr>
+            </w:pPr>
+            <w:r>
+              <w:rPr>
+                <w:rFonts w:ascii="Times New Roman" w:hAnsi="Times New Roman"/>
+                <w:sz w:val="24"/>
+                <w:szCs w:val="22"/>
+              </w:rPr>
+              <w:t>Интегралы с параметром</w:t>
+            </w:r>
+          </w:p>
+        </w:tc>
+        <w:tc>
+          <w:tcPr>
+            <w:tcW w:w="0" w:type="auto"/>
+            <w:shd w:val="clear" w:color="auto" w:fill="auto"/>
+          </w:tcPr>
+          <w:p>
+            <w:pPr>
+              <w:keepNext/>
+              <w:rPr>
+                <w:szCs w:val="22"/>
+              </w:rPr>
+            </w:pPr>
+            <w:r>
+              <w:rPr>
+                <w:rFonts w:ascii="Times New Roman" w:hAnsi="Times New Roman"/>
+                <w:sz w:val="24"/>
+                <w:szCs w:val="22"/>
+              </w:rPr>
+              <w:t>Лабораторная работа №44. Вычисление производной интеграла по параметру с проверкой условий предельного перехода</w:t>
+            </w:r>
+          </w:p>
+        </w:tc>
+      </w:tr>
+      <w:tr>
+        <w:trPr>
+          <w:cantSplit/>
+        </w:trPr>
+        <w:tc>
+          <w:tcPr>
+            <w:tcW w:w="0" w:type="auto"/>
+            <w:vMerge/>
+            <w:shd w:val="clear" w:color="auto" w:fill="auto"/>
+          </w:tcPr>
+          <w:p/>
+        </w:tc>
+        <w:tc>
+          <w:tcPr>
+            <w:tcW w:w="0" w:type="auto"/>
+            <w:vMerge/>
+            <w:shd w:val="clear" w:color="auto" w:fill="auto"/>
+          </w:tcPr>
+          <w:p/>
+        </w:tc>
+        <w:tc>
+          <w:tcPr>
+            <w:tcW w:w="0" w:type="auto"/>
+            <w:vMerge/>
+            <w:shd w:val="clear" w:color="auto" w:fill="auto"/>
+          </w:tcPr>
+          <w:p/>
+        </w:tc>
+        <w:tc>
+          <w:tcPr>
+            <w:tcW w:w="0" w:type="auto"/>
+            <w:shd w:val="clear" w:color="auto" w:fill="auto"/>
+          </w:tcPr>
+          <w:p>
+            <w:pPr>
+              <w:keepNext/>
+              <w:rPr>
+                <w:szCs w:val="22"/>
+              </w:rPr>
+            </w:pPr>
+            <w:r>
+              <w:rPr>
+                <w:rFonts w:ascii="Times New Roman" w:hAnsi="Times New Roman"/>
+                <w:sz w:val="24"/>
+                <w:szCs w:val="22"/>
+              </w:rPr>
+              <w:t>Лабораторная работа №45. Вычисление параметрических интегралов через гамма- и бета-функции и рекуррентные формулы</w:t>
+            </w:r>
+          </w:p>
+        </w:tc>
+      </w:tr>
+      <w:tr>
+        <w:trPr>
+          <w:cantSplit/>
+        </w:trPr>
+        <w:tc>
+          <w:tcPr>
+            <w:tcW w:w="0" w:type="auto"/>
+            <w:vMerge/>
+            <w:shd w:val="clear" w:color="auto" w:fill="auto"/>
+          </w:tcPr>
+          <w:p/>
+        </w:tc>
+        <w:tc>
+          <w:tcPr>
+            <w:tcW w:w="0" w:type="auto"/>
+            <w:vMerge w:val="restart"/>
+            <w:shd w:val="clear" w:color="auto" w:fill="auto"/>
+          </w:tcPr>
+          <w:p>
+            <w:pPr>
+              <w:keepNext/>
+              <w:jc w:val="center"/>
+              <w:rPr>
+                <w:szCs w:val="22"/>
+              </w:rPr>
+            </w:pPr>
+            <w:r>
+              <w:rPr>
+                <w:rFonts w:ascii="Times New Roman" w:hAnsi="Times New Roman"/>
+                <w:sz w:val="24"/>
+                <w:szCs w:val="22"/>
+              </w:rPr>
+              <w:t>4</w:t>
+            </w:r>
+          </w:p>
+        </w:tc>
+        <w:tc>
+          <w:tcPr>
+            <w:tcW w:w="0" w:type="auto"/>
+            <w:vMerge w:val="restart"/>
+            <w:shd w:val="clear" w:color="auto" w:fill="auto"/>
+          </w:tcPr>
+          <w:p>
+            <w:pPr>
+              <w:keepNext/>
+              <w:jc w:val="center"/>
+              <w:rPr>
+                <w:szCs w:val="22"/>
+              </w:rPr>
+            </w:pPr>
+            <w:r>
+              <w:rPr>
+                <w:rFonts w:ascii="Times New Roman" w:hAnsi="Times New Roman"/>
+                <w:sz w:val="24"/>
+                <w:szCs w:val="22"/>
+              </w:rPr>
+              <w:t>Ряды Фурье</w:t>
+            </w:r>
+          </w:p>
+        </w:tc>
+        <w:tc>
+          <w:tcPr>
+            <w:tcW w:w="0" w:type="auto"/>
+            <w:shd w:val="clear" w:color="auto" w:fill="auto"/>
+          </w:tcPr>
+          <w:p>
+            <w:pPr>
+              <w:keepNext/>
+              <w:rPr>
+                <w:szCs w:val="22"/>
+              </w:rPr>
+            </w:pPr>
+            <w:r>
+              <w:rPr>
+                <w:rFonts w:ascii="Times New Roman" w:hAnsi="Times New Roman"/>
+                <w:sz w:val="24"/>
+                <w:szCs w:val="22"/>
+              </w:rPr>
+              <w:t>Лабораторная работа №46. Получение коэффициентов Фурье кусочно заданной периодической функции</w:t>
+            </w:r>
+          </w:p>
+        </w:tc>
+      </w:tr>
+      <w:tr>
+        <w:trPr>
+          <w:cantSplit/>
+        </w:trPr>
+        <w:tc>
+          <w:tcPr>
+            <w:tcW w:w="0" w:type="auto"/>
+            <w:vMerge/>
+            <w:shd w:val="clear" w:color="auto" w:fill="auto"/>
+          </w:tcPr>
+          <w:p/>
+        </w:tc>
+        <w:tc>
+          <w:tcPr>
+            <w:tcW w:w="0" w:type="auto"/>
+            <w:vMerge/>
+            <w:shd w:val="clear" w:color="auto" w:fill="auto"/>
+          </w:tcPr>
+          <w:p/>
+        </w:tc>
+        <w:tc>
+          <w:tcPr>
+            <w:tcW w:w="0" w:type="auto"/>
+            <w:vMerge/>
+            <w:shd w:val="clear" w:color="auto" w:fill="auto"/>
+          </w:tcPr>
+          <w:p/>
+        </w:tc>
+        <w:tc>
+          <w:tcPr>
+            <w:tcW w:w="0" w:type="auto"/>
+            <w:shd w:val="clear" w:color="auto" w:fill="auto"/>
+          </w:tcPr>
+          <w:p>
+            <w:pPr>
+              <w:keepNext/>
+              <w:rPr>
+                <w:szCs w:val="22"/>
+              </w:rPr>
+            </w:pPr>
+            <w:r>
+              <w:rPr>
+                <w:rFonts w:ascii="Times New Roman" w:hAnsi="Times New Roman"/>
+                <w:sz w:val="24"/>
+                <w:szCs w:val="22"/>
+              </w:rPr>
+              <w:t>Лабораторная работа №47. Исследование ошибки частичных сумм Фурье у разрыва и на гладком участке</w:t>
+            </w:r>
+          </w:p>
+        </w:tc>
+      </w:tr>
+      <w:tr>
+        <w:trPr>
+          <w:cantSplit/>
+        </w:trPr>
+        <w:tc>
+          <w:tcPr>
+            <w:tcW w:w="0" w:type="auto"/>
+            <w:vMerge/>
+            <w:shd w:val="clear" w:color="auto" w:fill="auto"/>
+          </w:tcPr>
+          <w:p/>
+        </w:tc>
+        <w:tc>
+          <w:tcPr>
+            <w:tcW w:w="0" w:type="auto"/>
+            <w:vMerge/>
+            <w:shd w:val="clear" w:color="auto" w:fill="auto"/>
+          </w:tcPr>
+          <w:p/>
+        </w:tc>
+        <w:tc>
+          <w:tcPr>
+            <w:tcW w:w="0" w:type="auto"/>
+            <w:vMerge/>
+            <w:shd w:val="clear" w:color="auto" w:fill="auto"/>
+          </w:tcPr>
+          <w:p/>
+        </w:tc>
+        <w:tc>
+          <w:tcPr>
+            <w:tcW w:w="0" w:type="auto"/>
+            <w:shd w:val="clear" w:color="auto" w:fill="auto"/>
+          </w:tcPr>
+          <w:p>
+            <w:pPr>
+              <w:keepNext/>
+              <w:rPr>
+                <w:szCs w:val="22"/>
+              </w:rPr>
+            </w:pPr>
+            <w:r>
+              <w:rPr>
+                <w:rFonts w:ascii="Times New Roman" w:hAnsi="Times New Roman"/>
+                <w:sz w:val="24"/>
+                <w:szCs w:val="22"/>
+              </w:rPr>
+              <w:t>Лабораторная работа №48. Проверка равенства Парсеваля и расчет энергии периодического сигнала двумя способами</w:t>
+            </w:r>
+          </w:p>
+        </w:tc>
+      </w:tr>
+    </w:tbl>
+    <w:p>
+      <w:pPr>
+        <w:pStyle w:val="RPD_FOS_Standard"/>
+        <w:keepNext/>
+        <w:tabs>
+          <w:tab w:val="left" w:pos="1140"/>
+        </w:tabs>
+        <w:ind w:firstLine="0"/>
+        <w:rPr>
+          <w:b/>
+          <w:color w:val="auto"/>
+          <w:sz w:val="28"/>
+          <w:szCs w:val="28"/>
+        </w:rPr>
+      </w:pPr>
+    </w:p>
+    <w:p>
+      <w:pPr>
+        <w:keepNext/>
+        <w:keepLines/>
+        <w:widowControl/>
+        <w:suppressAutoHyphens w:val="0"/>
+        <w:autoSpaceDE w:val="0"/>
+        <w:autoSpaceDN w:val="0"/>
+        <w:jc w:val="both"/>
+        <w:rPr>
+          <w:rFonts w:ascii="Times New Roman" w:eastAsia="Times New Roman" w:hAnsi="Times New Roman" w:cs="Times New Roman"/>
+          <w:color w:val="auto"/>
+          <w:sz w:val="28"/>
+          <w:szCs w:val="28"/>
+          <w:lang w:eastAsia="en-US" w:bidi="ar-SA"/>
+        </w:rPr>
+      </w:pPr>
+      <w:r>
+        <w:rPr>
+          <w:rFonts w:ascii="Times New Roman" w:eastAsia="Times New Roman" w:hAnsi="Times New Roman" w:cs="Times New Roman"/>
+          <w:color w:val="auto"/>
+          <w:sz w:val="28"/>
+          <w:szCs w:val="28"/>
+          <w:lang w:eastAsia="en-US" w:bidi="ar-SA"/>
+        </w:rPr>
+        <w:t>Примерная тематика курсовых работ (дополнительная)</w:t>
+      </w:r>
+    </w:p>
+    <w:p>
+      <w:pPr>
+        <w:keepNext w:val="0"/>
+        <w:ind w:left="680"/>
+        <w:rPr>
+          <w:rFonts w:ascii="Times New Roman" w:hAnsi="Times New Roman" w:cs="Times New Roman"/>
+          <w:color w:val="auto"/>
+          <w:sz w:val="28"/>
+          <w:szCs w:val="28"/>
+        </w:rPr>
+      </w:pPr>
+      <w:r>
+        <w:rPr>
+          <w:rFonts w:ascii="Times New Roman" w:hAnsi="Times New Roman" w:cs="Times New Roman"/>
+          <w:color w:val="auto"/>
+          <w:sz w:val="28"/>
+          <w:szCs w:val="28"/>
+        </w:rPr>
+        <w:t>1. Предельные переходы и асимптотические оценки в задачах анализа.</w:t>
+      </w:r>
+    </w:p>
+    <w:p>
+      <w:pPr>
+        <w:keepNext w:val="0"/>
+        <w:ind w:left="680"/>
+        <w:rPr>
+          <w:rFonts w:ascii="Times New Roman" w:hAnsi="Times New Roman" w:cs="Times New Roman"/>
+          <w:color w:val="auto"/>
+          <w:sz w:val="28"/>
+          <w:szCs w:val="28"/>
+        </w:rPr>
+      </w:pPr>
+      <w:r>
+        <w:rPr>
+          <w:rFonts w:ascii="Times New Roman" w:hAnsi="Times New Roman" w:cs="Times New Roman"/>
+          <w:color w:val="auto"/>
+          <w:sz w:val="28"/>
+          <w:szCs w:val="28"/>
+        </w:rPr>
+        <w:t>2. Сравнение бесконечно малых и вычисление пределов функций.</w:t>
+      </w:r>
+    </w:p>
+    <w:p>
+      <w:pPr>
+        <w:keepNext w:val="0"/>
+        <w:ind w:left="680"/>
+        <w:rPr>
+          <w:rFonts w:ascii="Times New Roman" w:hAnsi="Times New Roman" w:cs="Times New Roman"/>
+          <w:color w:val="auto"/>
+          <w:sz w:val="28"/>
+          <w:szCs w:val="28"/>
+        </w:rPr>
+      </w:pPr>
+      <w:r>
+        <w:rPr>
+          <w:rFonts w:ascii="Times New Roman" w:hAnsi="Times New Roman" w:cs="Times New Roman"/>
+          <w:color w:val="auto"/>
+          <w:sz w:val="28"/>
+          <w:szCs w:val="28"/>
+        </w:rPr>
+        <w:t>3. Равномерная непрерывность и модуль непрерывности функции.</w:t>
+      </w:r>
+    </w:p>
+    <w:p>
+      <w:pPr>
+        <w:keepNext w:val="0"/>
+        <w:ind w:left="680"/>
+        <w:rPr>
+          <w:rFonts w:ascii="Times New Roman" w:hAnsi="Times New Roman" w:cs="Times New Roman"/>
+          <w:color w:val="auto"/>
+          <w:sz w:val="28"/>
+          <w:szCs w:val="28"/>
+        </w:rPr>
+      </w:pPr>
+      <w:r>
+        <w:rPr>
+          <w:rFonts w:ascii="Times New Roman" w:hAnsi="Times New Roman" w:cs="Times New Roman"/>
+          <w:color w:val="auto"/>
+          <w:sz w:val="28"/>
+          <w:szCs w:val="28"/>
+        </w:rPr>
+        <w:t>4. Формула Тейлора и оценка точности локальных приближений.</w:t>
+      </w:r>
+    </w:p>
+    <w:p>
+      <w:pPr>
+        <w:keepNext w:val="0"/>
+        <w:ind w:left="680"/>
+        <w:rPr>
+          <w:rFonts w:ascii="Times New Roman" w:hAnsi="Times New Roman" w:cs="Times New Roman"/>
+          <w:color w:val="auto"/>
+          <w:sz w:val="28"/>
+          <w:szCs w:val="28"/>
+        </w:rPr>
+      </w:pPr>
+      <w:r>
+        <w:rPr>
+          <w:rFonts w:ascii="Times New Roman" w:hAnsi="Times New Roman" w:cs="Times New Roman"/>
+          <w:color w:val="auto"/>
+          <w:sz w:val="28"/>
+          <w:szCs w:val="28"/>
+        </w:rPr>
+        <w:t>5. Исследование выпуклости и экстремумов параметрического семейства функций.</w:t>
+      </w:r>
+    </w:p>
+    <w:p>
+      <w:pPr>
+        <w:keepNext w:val="0"/>
+        <w:ind w:left="680"/>
+        <w:rPr>
+          <w:rFonts w:ascii="Times New Roman" w:hAnsi="Times New Roman" w:cs="Times New Roman"/>
+          <w:color w:val="auto"/>
+          <w:sz w:val="28"/>
+          <w:szCs w:val="28"/>
+        </w:rPr>
+      </w:pPr>
+      <w:r>
+        <w:rPr>
+          <w:rFonts w:ascii="Times New Roman" w:hAnsi="Times New Roman" w:cs="Times New Roman"/>
+          <w:color w:val="auto"/>
+          <w:sz w:val="28"/>
+          <w:szCs w:val="28"/>
+        </w:rPr>
+        <w:t>6. Несобственные интегралы и критерии их сходимости.</w:t>
+      </w:r>
+    </w:p>
+    <w:p>
+      <w:pPr>
+        <w:keepNext w:val="0"/>
+        <w:ind w:left="680"/>
+        <w:rPr>
+          <w:rFonts w:ascii="Times New Roman" w:hAnsi="Times New Roman" w:cs="Times New Roman"/>
+          <w:color w:val="auto"/>
+          <w:sz w:val="28"/>
+          <w:szCs w:val="28"/>
+        </w:rPr>
+      </w:pPr>
+      <w:r>
+        <w:rPr>
+          <w:rFonts w:ascii="Times New Roman" w:hAnsi="Times New Roman" w:cs="Times New Roman"/>
+          <w:color w:val="auto"/>
+          <w:sz w:val="28"/>
+          <w:szCs w:val="28"/>
+        </w:rPr>
+        <w:t>7. Интегральные оценки сумм и асимптотика числовых последовательностей.</w:t>
+      </w:r>
+    </w:p>
+    <w:p>
+      <w:pPr>
+        <w:keepNext w:val="0"/>
+        <w:ind w:left="680"/>
+        <w:rPr>
+          <w:rFonts w:ascii="Times New Roman" w:hAnsi="Times New Roman" w:cs="Times New Roman"/>
+          <w:color w:val="auto"/>
+          <w:sz w:val="28"/>
+          <w:szCs w:val="28"/>
+        </w:rPr>
+      </w:pPr>
+      <w:r>
+        <w:rPr>
+          <w:rFonts w:ascii="Times New Roman" w:hAnsi="Times New Roman" w:cs="Times New Roman"/>
+          <w:color w:val="auto"/>
+          <w:sz w:val="28"/>
+          <w:szCs w:val="28"/>
+        </w:rPr>
+        <w:t>8. Абсолютная и условная сходимость числовых рядов.</w:t>
+      </w:r>
+    </w:p>
+    <w:p>
+      <w:pPr>
+        <w:keepNext w:val="0"/>
+        <w:ind w:left="680"/>
+        <w:rPr>
+          <w:rFonts w:ascii="Times New Roman" w:hAnsi="Times New Roman" w:cs="Times New Roman"/>
+          <w:color w:val="auto"/>
+          <w:sz w:val="28"/>
+          <w:szCs w:val="28"/>
+        </w:rPr>
+      </w:pPr>
+      <w:r>
+        <w:rPr>
+          <w:rFonts w:ascii="Times New Roman" w:hAnsi="Times New Roman" w:cs="Times New Roman"/>
+          <w:color w:val="auto"/>
+          <w:sz w:val="28"/>
+          <w:szCs w:val="28"/>
+        </w:rPr>
+        <w:t>9. Перестановки членов условно сходящегося ряда.</w:t>
+      </w:r>
+    </w:p>
+    <w:p>
+      <w:pPr>
+        <w:keepNext w:val="0"/>
+        <w:ind w:left="680"/>
+        <w:rPr>
+          <w:rFonts w:ascii="Times New Roman" w:hAnsi="Times New Roman" w:cs="Times New Roman"/>
+          <w:color w:val="auto"/>
+          <w:sz w:val="28"/>
+          <w:szCs w:val="28"/>
+        </w:rPr>
+      </w:pPr>
+      <w:r>
+        <w:rPr>
+          <w:rFonts w:ascii="Times New Roman" w:hAnsi="Times New Roman" w:cs="Times New Roman"/>
+          <w:color w:val="auto"/>
+          <w:sz w:val="28"/>
+          <w:szCs w:val="28"/>
+        </w:rPr>
+        <w:t>10. Равномерная сходимость функциональных последовательностей.</w:t>
+      </w:r>
+    </w:p>
+    <w:p>
+      <w:pPr>
+        <w:keepNext w:val="0"/>
+        <w:ind w:left="680"/>
+        <w:rPr>
+          <w:rFonts w:ascii="Times New Roman" w:hAnsi="Times New Roman" w:cs="Times New Roman"/>
+          <w:color w:val="auto"/>
+          <w:sz w:val="28"/>
+          <w:szCs w:val="28"/>
+        </w:rPr>
+      </w:pPr>
+      <w:r>
+        <w:rPr>
+          <w:rFonts w:ascii="Times New Roman" w:hAnsi="Times New Roman" w:cs="Times New Roman"/>
+          <w:color w:val="auto"/>
+          <w:sz w:val="28"/>
+          <w:szCs w:val="28"/>
+        </w:rPr>
+        <w:t>11. Почленное дифференцирование и интегрирование функциональных рядов.</w:t>
+      </w:r>
+    </w:p>
+    <w:p>
+      <w:pPr>
+        <w:keepNext w:val="0"/>
+        <w:ind w:left="680"/>
+        <w:rPr>
+          <w:rFonts w:ascii="Times New Roman" w:hAnsi="Times New Roman" w:cs="Times New Roman"/>
+          <w:color w:val="auto"/>
+          <w:sz w:val="28"/>
+          <w:szCs w:val="28"/>
+        </w:rPr>
+      </w:pPr>
+      <w:r>
+        <w:rPr>
+          <w:rFonts w:ascii="Times New Roman" w:hAnsi="Times New Roman" w:cs="Times New Roman"/>
+          <w:color w:val="auto"/>
+          <w:sz w:val="28"/>
+          <w:szCs w:val="28"/>
+        </w:rPr>
+        <w:t>12. Степенные ряды и исследование поведения на границе сходимости.</w:t>
+      </w:r>
+    </w:p>
+    <w:p>
+      <w:pPr>
+        <w:keepNext w:val="0"/>
+        <w:ind w:left="680"/>
+        <w:rPr>
+          <w:rFonts w:ascii="Times New Roman" w:hAnsi="Times New Roman" w:cs="Times New Roman"/>
+          <w:color w:val="auto"/>
+          <w:sz w:val="28"/>
+          <w:szCs w:val="28"/>
+        </w:rPr>
+      </w:pPr>
+      <w:r>
+        <w:rPr>
+          <w:rFonts w:ascii="Times New Roman" w:hAnsi="Times New Roman" w:cs="Times New Roman"/>
+          <w:color w:val="auto"/>
+          <w:sz w:val="28"/>
+          <w:szCs w:val="28"/>
+        </w:rPr>
+        <w:t>13. Разложения элементарных функций и оценка остаточного члена.</w:t>
+      </w:r>
+    </w:p>
+    <w:p>
+      <w:pPr>
+        <w:keepNext w:val="0"/>
+        <w:ind w:left="680"/>
+        <w:rPr>
+          <w:rFonts w:ascii="Times New Roman" w:hAnsi="Times New Roman" w:cs="Times New Roman"/>
+          <w:color w:val="auto"/>
+          <w:sz w:val="28"/>
+          <w:szCs w:val="28"/>
+        </w:rPr>
+      </w:pPr>
+      <w:r>
+        <w:rPr>
+          <w:rFonts w:ascii="Times New Roman" w:hAnsi="Times New Roman" w:cs="Times New Roman"/>
+          <w:color w:val="auto"/>
+          <w:sz w:val="28"/>
+          <w:szCs w:val="28"/>
+        </w:rPr>
+        <w:t>14. Восстановление функции по ее ряду Тейлора.</w:t>
+      </w:r>
+    </w:p>
+    <w:p>
+      <w:pPr>
+        <w:keepNext w:val="0"/>
+        <w:ind w:left="680"/>
+        <w:rPr>
+          <w:rFonts w:ascii="Times New Roman" w:hAnsi="Times New Roman" w:cs="Times New Roman"/>
+          <w:color w:val="auto"/>
+          <w:sz w:val="28"/>
+          <w:szCs w:val="28"/>
+        </w:rPr>
+      </w:pPr>
+      <w:r>
+        <w:rPr>
+          <w:rFonts w:ascii="Times New Roman" w:hAnsi="Times New Roman" w:cs="Times New Roman"/>
+          <w:color w:val="auto"/>
+          <w:sz w:val="28"/>
+          <w:szCs w:val="28"/>
+        </w:rPr>
+        <w:t>15. Интегралы с параметром и обоснование дифференцирования.</w:t>
+      </w:r>
+    </w:p>
+    <w:p>
+      <w:pPr>
+        <w:keepNext w:val="0"/>
+        <w:ind w:left="680"/>
+        <w:rPr>
+          <w:rFonts w:ascii="Times New Roman" w:hAnsi="Times New Roman" w:cs="Times New Roman"/>
+          <w:color w:val="auto"/>
+          <w:sz w:val="28"/>
+          <w:szCs w:val="28"/>
+        </w:rPr>
+      </w:pPr>
+      <w:r>
+        <w:rPr>
+          <w:rFonts w:ascii="Times New Roman" w:hAnsi="Times New Roman" w:cs="Times New Roman"/>
+          <w:color w:val="auto"/>
+          <w:sz w:val="28"/>
+          <w:szCs w:val="28"/>
+        </w:rPr>
+        <w:t>16. Гамма- и бета-функции и вычисление определенных интегралов.</w:t>
+      </w:r>
+    </w:p>
+    <w:p>
+      <w:pPr>
+        <w:keepNext w:val="0"/>
+        <w:ind w:left="680"/>
+        <w:rPr>
+          <w:rFonts w:ascii="Times New Roman" w:hAnsi="Times New Roman" w:cs="Times New Roman"/>
+          <w:color w:val="auto"/>
+          <w:sz w:val="28"/>
+          <w:szCs w:val="28"/>
+        </w:rPr>
+      </w:pPr>
+      <w:r>
+        <w:rPr>
+          <w:rFonts w:ascii="Times New Roman" w:hAnsi="Times New Roman" w:cs="Times New Roman"/>
+          <w:color w:val="auto"/>
+          <w:sz w:val="28"/>
+          <w:szCs w:val="28"/>
+        </w:rPr>
+        <w:t>17. Ряды Фурье кусочно-гладких функций.</w:t>
+      </w:r>
+    </w:p>
+    <w:p>
+      <w:pPr>
+        <w:keepNext w:val="0"/>
+        <w:ind w:left="680"/>
+        <w:rPr>
+          <w:rFonts w:ascii="Times New Roman" w:hAnsi="Times New Roman" w:cs="Times New Roman"/>
+          <w:color w:val="auto"/>
+          <w:sz w:val="28"/>
+          <w:szCs w:val="28"/>
+        </w:rPr>
+      </w:pPr>
+      <w:r>
+        <w:rPr>
+          <w:rFonts w:ascii="Times New Roman" w:hAnsi="Times New Roman" w:cs="Times New Roman"/>
+          <w:color w:val="auto"/>
+          <w:sz w:val="28"/>
+          <w:szCs w:val="28"/>
+        </w:rPr>
+        <w:t>18. Равенство Парсеваля и вычисление сумм числовых рядов.</w:t>
+      </w:r>
+    </w:p>
+    <w:p>
+      <w:pPr>
+        <w:keepNext w:val="0"/>
+        <w:ind w:left="680"/>
+        <w:rPr>
+          <w:rFonts w:ascii="Times New Roman" w:hAnsi="Times New Roman" w:cs="Times New Roman"/>
+          <w:color w:val="auto"/>
+          <w:sz w:val="28"/>
+          <w:szCs w:val="28"/>
+        </w:rPr>
+      </w:pPr>
+      <w:r>
+        <w:rPr>
+          <w:rFonts w:ascii="Times New Roman" w:hAnsi="Times New Roman" w:cs="Times New Roman"/>
+          <w:color w:val="auto"/>
+          <w:sz w:val="28"/>
+          <w:szCs w:val="28"/>
+        </w:rPr>
+        <w:t>19. Приближение периодических сигналов тригонометрическими полиномами.</w:t>
+      </w:r>
+    </w:p>
+    <w:p>
+      <w:pPr>
+        <w:keepNext w:val="0"/>
+        <w:ind w:left="680"/>
+        <w:rPr>
+          <w:rFonts w:ascii="Times New Roman" w:hAnsi="Times New Roman" w:cs="Times New Roman"/>
+          <w:color w:val="auto"/>
+          <w:sz w:val="28"/>
+          <w:szCs w:val="28"/>
+        </w:rPr>
+      </w:pPr>
+      <w:r>
+        <w:rPr>
+          <w:rFonts w:ascii="Times New Roman" w:hAnsi="Times New Roman" w:cs="Times New Roman"/>
+          <w:color w:val="auto"/>
+          <w:sz w:val="28"/>
+          <w:szCs w:val="28"/>
+        </w:rPr>
+        <w:t>20. Влияние гладкости функции на сходимость ряда Фурье.</w:t>
+      </w:r>
+    </w:p>
+    <w:p>
+      <w:pPr>
+        <w:keepNext w:val="0"/>
+        <w:ind w:left="680"/>
+        <w:rPr>
+          <w:rFonts w:ascii="Times New Roman" w:hAnsi="Times New Roman" w:cs="Times New Roman"/>
+          <w:color w:val="auto"/>
+          <w:sz w:val="28"/>
+          <w:szCs w:val="28"/>
+        </w:rPr>
+      </w:pPr>
+      <w:r>
+        <w:rPr>
+          <w:rFonts w:ascii="Times New Roman" w:hAnsi="Times New Roman" w:cs="Times New Roman"/>
+          <w:color w:val="auto"/>
+          <w:sz w:val="28"/>
+          <w:szCs w:val="28"/>
+        </w:rPr>
+        <w:t>21. Экстремумы функций нескольких переменных и матрица Гессе.</w:t>
+      </w:r>
+    </w:p>
+    <w:p>
+      <w:pPr>
+        <w:keepNext w:val="0"/>
+        <w:ind w:left="680"/>
+        <w:rPr>
+          <w:rFonts w:ascii="Times New Roman" w:hAnsi="Times New Roman" w:cs="Times New Roman"/>
+          <w:color w:val="auto"/>
+          <w:sz w:val="28"/>
+          <w:szCs w:val="28"/>
+        </w:rPr>
+      </w:pPr>
+      <w:r>
+        <w:rPr>
+          <w:rFonts w:ascii="Times New Roman" w:hAnsi="Times New Roman" w:cs="Times New Roman"/>
+          <w:color w:val="auto"/>
+          <w:sz w:val="28"/>
+          <w:szCs w:val="28"/>
+        </w:rPr>
+        <w:t>22. Условный экстремум и метод множителей Лагранжа.</w:t>
+      </w:r>
+    </w:p>
+    <w:p>
+      <w:pPr>
+        <w:keepNext w:val="0"/>
+        <w:ind w:left="680"/>
+        <w:rPr>
+          <w:rFonts w:ascii="Times New Roman" w:hAnsi="Times New Roman" w:cs="Times New Roman"/>
+          <w:color w:val="auto"/>
+          <w:sz w:val="28"/>
+          <w:szCs w:val="28"/>
+        </w:rPr>
+      </w:pPr>
+      <w:r>
+        <w:rPr>
+          <w:rFonts w:ascii="Times New Roman" w:hAnsi="Times New Roman" w:cs="Times New Roman"/>
+          <w:color w:val="auto"/>
+          <w:sz w:val="28"/>
+          <w:szCs w:val="28"/>
+        </w:rPr>
+        <w:t>23. Неявные функции и локальная разрешимость систем уравнений.</w:t>
+      </w:r>
+    </w:p>
+    <w:p>
+      <w:pPr>
+        <w:keepNext w:val="0"/>
+        <w:ind w:left="680"/>
+        <w:rPr>
+          <w:rFonts w:ascii="Times New Roman" w:hAnsi="Times New Roman" w:cs="Times New Roman"/>
+          <w:color w:val="auto"/>
+          <w:sz w:val="28"/>
+          <w:szCs w:val="28"/>
+        </w:rPr>
+      </w:pPr>
+      <w:r>
+        <w:rPr>
+          <w:rFonts w:ascii="Times New Roman" w:hAnsi="Times New Roman" w:cs="Times New Roman"/>
+          <w:color w:val="auto"/>
+          <w:sz w:val="28"/>
+          <w:szCs w:val="28"/>
+        </w:rPr>
+        <w:t>24. Замена переменных в двойных и тройных интегралах.</w:t>
+      </w:r>
+    </w:p>
+    <w:p>
+      <w:pPr>
+        <w:keepNext w:val="0"/>
+        <w:ind w:left="680"/>
+        <w:rPr>
+          <w:rFonts w:ascii="Times New Roman" w:hAnsi="Times New Roman" w:cs="Times New Roman"/>
+          <w:color w:val="auto"/>
+          <w:sz w:val="28"/>
+          <w:szCs w:val="28"/>
+        </w:rPr>
+      </w:pPr>
+      <w:r>
+        <w:rPr>
+          <w:rFonts w:ascii="Times New Roman" w:hAnsi="Times New Roman" w:cs="Times New Roman"/>
+          <w:color w:val="auto"/>
+          <w:sz w:val="28"/>
+          <w:szCs w:val="28"/>
+        </w:rPr>
+        <w:t>25. Расчет центров масс и моментов инерции неоднородных тел.</w:t>
+      </w:r>
+    </w:p>
+    <w:p>
+      <w:pPr>
+        <w:keepNext w:val="0"/>
+        <w:ind w:left="680"/>
+        <w:rPr>
+          <w:rFonts w:ascii="Times New Roman" w:hAnsi="Times New Roman" w:cs="Times New Roman"/>
+          <w:color w:val="auto"/>
+          <w:sz w:val="28"/>
+          <w:szCs w:val="28"/>
+        </w:rPr>
+      </w:pPr>
+      <w:r>
+        <w:rPr>
+          <w:rFonts w:ascii="Times New Roman" w:hAnsi="Times New Roman" w:cs="Times New Roman"/>
+          <w:color w:val="auto"/>
+          <w:sz w:val="28"/>
+          <w:szCs w:val="28"/>
+        </w:rPr>
+        <w:t>26. Потенциальные векторные поля и независимость интеграла от пути.</w:t>
+      </w:r>
+    </w:p>
+    <w:p>
+      <w:pPr>
+        <w:keepNext w:val="0"/>
+        <w:ind w:left="680"/>
+        <w:rPr>
+          <w:rFonts w:ascii="Times New Roman" w:hAnsi="Times New Roman" w:cs="Times New Roman"/>
+          <w:color w:val="auto"/>
+          <w:sz w:val="28"/>
+          <w:szCs w:val="28"/>
+        </w:rPr>
+      </w:pPr>
+      <w:r>
+        <w:rPr>
+          <w:rFonts w:ascii="Times New Roman" w:hAnsi="Times New Roman" w:cs="Times New Roman"/>
+          <w:color w:val="auto"/>
+          <w:sz w:val="28"/>
+          <w:szCs w:val="28"/>
+        </w:rPr>
+        <w:t>27. Формула Грина и вычисление площадей плоских областей.</w:t>
+      </w:r>
+    </w:p>
+    <w:p>
+      <w:pPr>
+        <w:keepNext w:val="0"/>
+        <w:ind w:left="680"/>
+        <w:rPr>
+          <w:rFonts w:ascii="Times New Roman" w:hAnsi="Times New Roman" w:cs="Times New Roman"/>
+          <w:color w:val="auto"/>
+          <w:sz w:val="28"/>
+          <w:szCs w:val="28"/>
+        </w:rPr>
+      </w:pPr>
+      <w:r>
+        <w:rPr>
+          <w:rFonts w:ascii="Times New Roman" w:hAnsi="Times New Roman" w:cs="Times New Roman"/>
+          <w:color w:val="auto"/>
+          <w:sz w:val="28"/>
+          <w:szCs w:val="28"/>
+        </w:rPr>
+        <w:t>28. Формула Гаусса и вычисление потоков векторных полей.</w:t>
+      </w:r>
+    </w:p>
+    <w:p>
+      <w:pPr>
+        <w:keepNext w:val="0"/>
+        <w:ind w:left="680"/>
+        <w:rPr>
+          <w:rFonts w:ascii="Times New Roman" w:hAnsi="Times New Roman" w:cs="Times New Roman"/>
+          <w:color w:val="auto"/>
+          <w:sz w:val="28"/>
+          <w:szCs w:val="28"/>
+        </w:rPr>
+      </w:pPr>
+      <w:r>
+        <w:rPr>
+          <w:rFonts w:ascii="Times New Roman" w:hAnsi="Times New Roman" w:cs="Times New Roman"/>
+          <w:color w:val="auto"/>
+          <w:sz w:val="28"/>
+          <w:szCs w:val="28"/>
+        </w:rPr>
+        <w:t>29. Формула Стокса и связь циркуляции с вихревым полем.</w:t>
+      </w:r>
+    </w:p>
+    <w:p>
+      <w:pPr>
+        <w:keepNext w:val="0"/>
+        <w:ind w:left="680"/>
+        <w:rPr>
+          <w:rFonts w:ascii="Times New Roman" w:hAnsi="Times New Roman" w:cs="Times New Roman"/>
+          <w:color w:val="auto"/>
+          <w:sz w:val="28"/>
+          <w:szCs w:val="28"/>
+        </w:rPr>
+      </w:pPr>
+      <w:r>
+        <w:rPr>
+          <w:rFonts w:ascii="Times New Roman" w:hAnsi="Times New Roman" w:cs="Times New Roman"/>
+          <w:color w:val="auto"/>
+          <w:sz w:val="28"/>
+          <w:szCs w:val="28"/>
+        </w:rPr>
+        <w:t>30. Сопоставление аналитических и численных оценок интегральных характеристик.</w:t>
+      </w:r>
+    </w:p>
+    <w:p>
+      <w:pPr>
         <w:widowControl/>
         <w:tabs>
           <w:tab w:val="left" w:pos="2295"/>
@@ -24702,7 +28566,7 @@
                 <w:szCs w:val="24"/>
                 <w:lang w:val="ru-RU"/>
               </w:rPr>
-              <w:t>работа выполнена в полном объеме с соблюдением необходимой последовательности и требований к проведению опытов;</w:t>
+              <w:t>работа выполнена в полном объеме с соблюдением необходимой последовательности и требований к выполнению задания;</w:t>
             </w:r>
           </w:p>
           <w:p>
@@ -24731,7 +28595,7 @@
                 <w:szCs w:val="24"/>
                 <w:lang w:val="ru-RU"/>
               </w:rPr>
-              <w:t xml:space="preserve">опыты проведены в условиях и режимах, обеспечивающих получение результатов и выводов с наибольшей точностью; </w:t>
+              <w:t xml:space="preserve">методы и средства решения задачи применены корректно и обеспечивают получение проверяемых результатов и обоснованных выводов с необходимой точностью;</w:t>
             </w:r>
           </w:p>
           <w:p>
@@ -24760,7 +28624,7 @@
                 <w:szCs w:val="24"/>
                 <w:lang w:val="ru-RU"/>
               </w:rPr>
-              <w:t xml:space="preserve">научно грамотно, логично описаны наблюдения и сформированы выводы из опыта. В представленном отчете правильно и аккуратно выполнены все записи, таблицы, рисунки, графики, чертежи, вычисления и сделаны выводы; </w:t>
+              <w:t xml:space="preserve">научно грамотно, логично описаны методы решения и результаты, правильно использованы понятия и терминология, сформулированы обоснованные выводы. В представленном отчете правильно и аккуратно выполнены все записи, таблицы, рисунки, графики, чертежи, вычисления и сделаны выводы;</w:t>
             </w:r>
           </w:p>
           <w:p>
@@ -24790,7 +28654,7 @@
                 <w:szCs w:val="24"/>
                 <w:lang w:val="ru-RU"/>
               </w:rPr>
-              <w:t>эксперимент осуществляется по плану с учетом техники безопасности и правил работы с материалами и оборудованием.</w:t>
+              <w:t>работа выполнена по плану; при защите обучающийся обосновывает выбор методов и средств решения задачи и объясняет результаты, представленные в отчете.</w:t>
             </w:r>
           </w:p>
         </w:tc>
@@ -24861,7 +28725,7 @@
                 <w:szCs w:val="24"/>
                 <w:lang w:val="ru-RU"/>
               </w:rPr>
-              <w:t xml:space="preserve">работа выполнена не полностью и объем выполненной работы не позволяет сделать правильных выводов; </w:t>
+              <w:t xml:space="preserve">работа выполнена не полностью и объем выполненной работы не позволяет сделать правильных выводов;</w:t>
             </w:r>
           </w:p>
           <w:p>
@@ -24891,7 +28755,7 @@
                 <w:szCs w:val="24"/>
                 <w:lang w:val="ru-RU"/>
               </w:rPr>
-              <w:t>опыты, измерения, вычисления, наблюдения произведены неправильно;</w:t>
+              <w:t>методы решения задания применены неправильно; вычисления и/или анализ результатов содержат ошибки;</w:t>
             </w:r>
           </w:p>
           <w:p>
@@ -24922,7 +28786,7 @@
                 <w:szCs w:val="24"/>
                 <w:lang w:val="ru-RU"/>
               </w:rPr>
-              <w:t>допущены грубые ошибки в ходе эксперимента.</w:t>
+              <w:t>допущены грубые ошибки в ходе выполнения работы.</w:t>
             </w:r>
           </w:p>
         </w:tc>
@@ -36706,6 +40570,24 @@
       <w:lang w:eastAsia="ru-RU"/>
     </w:rPr>
   </w:style>
+  <w:style w:type="paragraph" w:customStyle="1" w:styleId="RPD_FOS_Standard">
+    <w:name w:val="РПД: Standard"/>
+    <w:pPr>
+      <w:widowControl w:val="0"/>
+      <w:tabs>
+        <w:tab w:val="left" w:pos="708"/>
+      </w:tabs>
+      <w:ind w:firstLine="400"/>
+      <w:jc w:val="both"/>
+    </w:pPr>
+    <w:rPr>
+      <w:color w:val="000000"/>
+      <w:kern w:val="1"/>
+      <w:sz w:val="24"/>
+      <w:szCs w:val="24"/>
+      <w:lang w:eastAsia="zh-CN"/>
+    </w:rPr>
+  </w:style>
 </w:styles>
 </file>
 
